--- a/gdp_tempo_paper/manuscript/manuscript_ja.docx
+++ b/gdp_tempo_paper/manuscript/manuscript_ja.docx
@@ -4,22 +4,21 @@
   <w:body>
     <w:p>
       <w:pPr>
-        <w:spacing w:before="240" w:after="120"/>
+        <w:spacing w:before="360" w:after="120"/>
       </w:pPr>
       <w:r>
         <w:rPr>
           <w:rFonts w:ascii="Times New Roman" w:hAnsi="Times New Roman" w:eastAsia="MS Mincho"/>
           <w:b/>
           <w:i w:val="0"/>
-          <w:sz w:val="32"/>
+          <w:sz w:val="28"/>
         </w:rPr>
-        <w:t>資本会計における忘れられたテンポ効果：投資・産出間のタイム・トゥ・ビルド、無形資本、およびフロー型・ストック型国富指標の統合</w:t>
+        <w:t>時変タイム・トゥ・ビルドによる資本会計：時変恒久棚卸法と無形資本によるフロー型・ストック型国富指標の統合</w:t>
       </w:r>
     </w:p>
     <w:p>
       <w:pPr>
-        <w:spacing w:after="120" w:line="360" w:lineRule="auto"/>
-        <w:ind w:firstLine="240"/>
+        <w:spacing w:after="120" w:before="0" w:line="360" w:lineRule="auto"/>
       </w:pPr>
       <w:r>
         <w:rPr>
@@ -33,8 +32,7 @@
     </w:p>
     <w:p>
       <w:pPr>
-        <w:spacing w:after="120" w:line="360" w:lineRule="auto"/>
-        <w:ind w:firstLine="240"/>
+        <w:spacing w:after="120" w:before="0" w:line="360" w:lineRule="auto"/>
       </w:pPr>
       <w:r>
         <w:rPr>
@@ -48,8 +46,7 @@
     </w:p>
     <w:p>
       <w:pPr>
-        <w:spacing w:after="120" w:line="360" w:lineRule="auto"/>
-        <w:ind w:firstLine="240"/>
+        <w:spacing w:after="120" w:before="0" w:line="360" w:lineRule="auto"/>
       </w:pPr>
       <w:r>
         <w:rPr>
@@ -63,8 +60,7 @@
     </w:p>
     <w:p>
       <w:pPr>
-        <w:spacing w:after="120" w:line="360" w:lineRule="auto"/>
-        <w:ind w:firstLine="240"/>
+        <w:spacing w:after="120" w:before="0" w:line="360" w:lineRule="auto"/>
       </w:pPr>
       <w:r>
         <w:rPr>
@@ -78,8 +74,7 @@
     </w:p>
     <w:p>
       <w:pPr>
-        <w:spacing w:after="120" w:line="360" w:lineRule="auto"/>
-        <w:ind w:firstLine="240"/>
+        <w:spacing w:after="120" w:before="0" w:line="360" w:lineRule="auto"/>
       </w:pPr>
       <w:r>
         <w:rPr>
@@ -88,13 +83,12 @@
           <w:i w:val="0"/>
           <w:sz w:val="22"/>
         </w:rPr>
-        <w:t>キーワード: テンポ効果、無形資本、恒久棚卸法、タイム・トゥ・ビルド、フロー=ストック整合性、Beyond-GDP。</w:t>
+        <w:t>キーワード: タイム・トゥ・ビルド、恒久棚卸法、無形資本、国富会計、フロー=ストック整合性、Beyond-GDP。</w:t>
       </w:r>
     </w:p>
     <w:p>
       <w:pPr>
-        <w:spacing w:after="120" w:line="360" w:lineRule="auto"/>
-        <w:ind w:firstLine="240"/>
+        <w:spacing w:after="120" w:before="0" w:line="360" w:lineRule="auto"/>
       </w:pPr>
       <w:r>
         <w:rPr>
@@ -108,8 +102,7 @@
     </w:p>
     <w:p>
       <w:pPr>
-        <w:spacing w:after="120" w:line="360" w:lineRule="auto"/>
-        <w:ind w:firstLine="240"/>
+        <w:spacing w:after="120" w:before="0" w:line="360" w:lineRule="auto"/>
       </w:pPr>
       <w:r>
         <w:rPr>
@@ -123,8 +116,7 @@
     </w:p>
     <w:p>
       <w:pPr>
-        <w:spacing w:after="120" w:line="360" w:lineRule="auto"/>
-        <w:ind w:firstLine="240"/>
+        <w:spacing w:after="120" w:before="0" w:line="360" w:lineRule="auto"/>
       </w:pPr>
       <w:r>
         <w:rPr>
@@ -138,8 +130,7 @@
     </w:p>
     <w:p>
       <w:pPr>
-        <w:spacing w:after="120" w:line="360" w:lineRule="auto"/>
-        <w:ind w:firstLine="240"/>
+        <w:spacing w:after="120" w:before="0" w:line="360" w:lineRule="auto"/>
       </w:pPr>
       <w:r>
         <w:rPr>
@@ -153,8 +144,7 @@
     </w:p>
     <w:p>
       <w:pPr>
-        <w:spacing w:after="120" w:line="360" w:lineRule="auto"/>
-        <w:ind w:firstLine="240"/>
+        <w:spacing w:after="120" w:before="0" w:line="360" w:lineRule="auto"/>
       </w:pPr>
       <w:r>
         <w:rPr>
@@ -168,8 +158,7 @@
     </w:p>
     <w:p>
       <w:pPr>
-        <w:spacing w:after="120" w:line="360" w:lineRule="auto"/>
-        <w:ind w:firstLine="240"/>
+        <w:spacing w:after="120" w:before="0" w:line="360" w:lineRule="auto"/>
       </w:pPr>
       <w:r>
         <w:rPr>
@@ -178,13 +167,12 @@
           <w:i w:val="0"/>
           <w:sz w:val="22"/>
         </w:rPr>
-        <w:t>要旨（146語）。Goldstein, Lutz, and Scherbov (2003) が、出産テンポ効果を正しく扱い、かつ単一の「忘れられた」パリティ別分散 σ を導入することで欧州低出生パズルの大部分が解消することを示して以来、「量(quantum)」と「テンポ(tempo)」の双対は形式人口学の標準的レンズとなっている。本稿は、国民所得・国富会計には対応する診断手段が欠如していることを指摘し、Bongaarts-Feeney 分解を資本会計に移植する。具体的には、投資から産出への時間的遅延 μ(t) に時変を許し、無形資本 K_I（シェア β）をバランスシート上の σ として再導入する。Penn World Table 10.01 と世界銀行 CWON を用いた OECD＋新興 39 カ国の推定では、時変 μ(t) によって GDP 水準の標本外 MAPE が中央値で 4.60 %→3.99 % に低下し、生産面と国富面を同時同定すると両者は整合する。姉妹論文として医療支出・医療アウトカムへの拡張を進行中である。</w:t>
+        <w:t>要旨（145語）。標準的恒久棚卸法（PIM）による資本ストック推計は、投資が即座に生産能力に寄与すること（タイム・トゥ・ビルド＝ゼロ）、および無形資本が存在しないことを暗黙に仮定している。本稿は両仮定を同時に緩和し、投資-産出間の平均ラグ μ(t) に線形ドリフトを許容するとともに、R&amp;Dベースの無形資本ストックを生産関数に追加する（シェア β）。Penn World Table 10.01 と世界銀行 CWON を用いた OECD・中所得39カ国の推定では、正のタイム・トゥ・ビルドを許容することでGDP水準の標本外MAPE中央値が4.60%から4.06%に低下し、μ(t)のドリフトを加えると3.99%となる。無形資本のみの追加は予測を改善しない（MAPE 4.72%）が、生産データと国富データの両方に対して(μ, β)を同時同定すると、ほとんどの先進国でフロー・ストック勘定が1–2%以内で整合する。人口学のテンポ効果（Bongaarts-Feeney, Goldstein-Lutz-Scherbov）との発見法的類推について、成立点と不成立点を明示的に論じる。</w:t>
       </w:r>
     </w:p>
     <w:p>
       <w:pPr>
-        <w:spacing w:after="120" w:line="360" w:lineRule="auto"/>
-        <w:ind w:firstLine="240"/>
+        <w:spacing w:after="120" w:before="0" w:line="360" w:lineRule="auto"/>
       </w:pPr>
       <w:r>
         <w:rPr>
@@ -193,13 +181,12 @@
           <w:i w:val="0"/>
           <w:sz w:val="22"/>
         </w:rPr>
-        <w:t>キーワード: テンポ効果、無形資本、恒久棚卸法、国富会計、Beyond-GDP。</w:t>
+        <w:t>キーワード: タイム・トゥ・ビルド、恒久棚卸法、無形資本、国富会計、Beyond-GDP。</w:t>
       </w:r>
     </w:p>
     <w:p>
       <w:pPr>
-        <w:spacing w:after="120" w:line="360" w:lineRule="auto"/>
-        <w:ind w:firstLine="240"/>
+        <w:spacing w:after="120" w:before="0" w:line="360" w:lineRule="auto"/>
       </w:pPr>
       <w:r>
         <w:rPr>
@@ -220,15 +207,14 @@
           <w:rFonts w:ascii="Times New Roman" w:hAnsi="Times New Roman" w:eastAsia="MS Mincho"/>
           <w:b/>
           <w:i w:val="0"/>
-          <w:sz w:val="26"/>
+          <w:sz w:val="24"/>
         </w:rPr>
         <w:t>1. はじめに</w:t>
       </w:r>
     </w:p>
     <w:p>
       <w:pPr>
-        <w:spacing w:after="120" w:line="360" w:lineRule="auto"/>
-        <w:ind w:firstLine="240"/>
+        <w:spacing w:after="120" w:before="0" w:line="360" w:lineRule="auto"/>
       </w:pPr>
       <w:r>
         <w:rPr>
@@ -237,13 +223,12 @@
           <w:i w:val="0"/>
           <w:sz w:val="22"/>
         </w:rPr>
-        <w:t>マクロ経済学者なら誰しも、国民の豊かさを測るやり方について二つの別々だが関連する不満を聞いたことがある。第一に、国内総生産（GDP）はフロー指標であり、資源枯渇や減耗、さらには現代の生産性成長を牽引している無形資産ストックの蓄積を無視している（Stiglitz, Sen, and Fitoussi, 2009; Corrado, Hulten, and Sichel, 2009; Haskel and Westlake, 2017）。第二に、Inclusive Wealth Index（Managi and Kumar, 2018）、国連 SEEA（UNECE, 2014）、世界銀行 Changing Wealth of Nations（Lange, Wodon, and Carey, 2018）といったストック型代替指標は原理的には魅力的だが、独立に再構築した資本ストックとも、また相互にもほとんど一致しない。フロー型とストック型の国民経済計算は、この四半世紀、同じ家の別々の部屋で同居しながら、同じ卓にすら呼ばれて来なかった。</w:t>
+        <w:t>マクロ経済学者なら誰しも、国民の豊かさを測るやり方について二つの別々だが関連する不満を聞いたことがある。第一に、GDPはフロー指標であり、資源枯渇や減耗、無形資産ストックを無視している（Stiglitz, Sen, and Fitoussi, 2009; Corrado, Hulten, and Sichel, 2009; Haskel and Westlake, 2017）。第二に、Inclusive Wealth Index（Managi and Kumar, 2018）、SEEA（UNECE, 2014）、CWON（Lange, Wodon, and Carey, 2018）といったストック型代替指標は、独立に再構築した資本ストックとも相互にもほとんど一致しない。フロー型とストック型の国民経済計算は、この四半世紀、同じ家の別々の部屋で同居しながら、同じ卓にすら呼ばれて来なかった。</w:t>
       </w:r>
     </w:p>
     <w:p>
       <w:pPr>
-        <w:spacing w:after="120" w:line="360" w:lineRule="auto"/>
-        <w:ind w:firstLine="240"/>
+        <w:spacing w:after="120" w:before="0" w:line="360" w:lineRule="auto"/>
       </w:pPr>
       <w:r>
         <w:rPr>
@@ -252,13 +237,12 @@
           <w:i w:val="0"/>
           <w:sz w:val="22"/>
         </w:rPr>
-        <w:t>人口学はこの四半世紀、鏡像の問題をひっそりと解決していた。Bongaarts and Feeney (1998) は、平均初産年齢（あるいは母親の平均出産年齢 MAC）の上昇があると、コホート完結出生率が一定でも期間合計特殊出生率が機械的に低下することを示し、「テンポ歪み」を差し引く調整を提案した。Goldstein, Lutz, and Scherbov (2003) は、ここにパリティ別分散 σ を「忘れられたパラメータ」として戻すと、テンポ調整済み出生率がコホートデータに一段と近接することを示した。先送り、超低出生、生涯出産リスクに関する一世代分の文献がそれに続いた。構図は単純である。期間統計には偏りがあった、偏りは時間現象だった、構造的なタイミング・パラメータと一つの忘れられた量パラメータを書き下ろせば、再生産過程のフローとストックの帳簿は整合した。</w:t>
+        <w:t>本稿は、この乖離のかなりの部分が、標準的恒久棚卸法（PIM）における二つの特定化上の仮定――投資が即座に生産能力に寄与する（タイム・トゥ・ビルド＝ゼロ）という仮定と、生産関数から無形資本を除外する仮定――に起因することを論じる。投資-産出間の平均ラグ μ(t) に線形ドリフトを許容し、R&amp;Dベースの無形資本ストックを生産関数に追加する。主要な実証結果は以下の通りである：正のタイム・トゥ・ビルドを認めることで、39カ国におけるGDP水準の標本外予測誤差（MAPE）中央値が4.60%から4.06%へと12%の相対改善。μ(t) に線形ドリフトを加えると3.99%にさらに改善。無形資本のみでは標本外予測は改善しない（MAPE 4.72%）が、生産データ（PWT）と国富データ（CWON）の両方に対して(μ, β)を同時同定すると、ほとんどの先進国でフロー・ストック勘定が1–2%以内で整合する。同時同定により、どちらのパラメータも生産データのみからは十分に識別されず、国富側の制約が不可欠であることも明らかになる。</w:t>
       </w:r>
     </w:p>
     <w:p>
       <w:pPr>
-        <w:spacing w:after="120" w:line="360" w:lineRule="auto"/>
-        <w:ind w:firstLine="240"/>
+        <w:spacing w:after="120" w:before="0" w:line="360" w:lineRule="auto"/>
       </w:pPr>
       <w:r>
         <w:rPr>
@@ -267,13 +251,12 @@
           <w:i w:val="0"/>
           <w:sz w:val="22"/>
         </w:rPr>
-        <w:t>本稿の主張は、資本会計にも Bongaarts-Feeney-Goldstein-Lutz-Scherbov 補正の「正確な類似物」が存在し、それが目の前に隠れているということである。これは修辞的比喩ではない。変数変換さえすれば、すべての人口量には対応する資本量が一対一で存在する（3.4 節、表 2）。出生は投資フローに相当する。人口ストックは資本ストックに相当する。平均出産年齢は、投資とその生産的展開の平均的な時間差――Kydland and Prescott (1982) が導入したが標準的な生産関数推定において時変を許されてこなかった「タイム・トゥ・ビルド」――に相当する。パリティ別分散 σ にはバランスシート上の直接の対応物があり、それは Corrado-Hulten-Sichel（CHS）が推定してきたが公的な国富会計（CWON を含む）はいまだ存在しないか残差として扱っている無形資本シェア β である。</w:t>
+        <w:t>μとβの同時処理を動機づける人口学的類推は、Bongaarts and Feeney (1998) および Goldstein, Lutz, and Scherbov (2003) からの発見法的借用である。人口学では、平均出産年齢の上昇が期間出生率を機械的に低下させることが示され、「忘れられた」パリティ別分散パラメータが期間・コホート勘定間の整合性を回復した。タイミング分布のドリフトでフロー統計が汚染され、単一の省略された量パラメータで整合性が回復するという構造的類似性は示唆的である。しかし、初めから注意しておくべきことがある。資本会計におけるタイム・トゥ・ビルドは、明確な工学的解釈を持つgestation lagであり（Kydland and Prescott, 1982）、期間-コホート集計の統計的アーティファクトではない。人口学的テンポ調整は純粋に構成バイアスを補正するのに対し、資本会計の調整は生産関数のタイミング誤特定を補正する。両問題は異なる統計対象と異なる識別仮定を伴う。類推は有益な教育的手段であり仮説の源泉ではあるが、形式的等価性を主張するものではない。この区別については3.4節と6.2節で再び論じる。</w:t>
       </w:r>
     </w:p>
     <w:p>
       <w:pPr>
-        <w:spacing w:after="120" w:line="360" w:lineRule="auto"/>
-        <w:ind w:firstLine="240"/>
+        <w:spacing w:after="120" w:before="0" w:line="360" w:lineRule="auto"/>
       </w:pPr>
       <w:r>
         <w:rPr>
@@ -282,22 +265,7 @@
           <w:i w:val="0"/>
           <w:sz w:val="22"/>
         </w:rPr>
-        <w:t>本稿の貢献は四つある。第一に、フロー＝ストック恒等式 dW/dt = S(Y) − δW を、隠れパラメータ {μ(t), β} をフロー側とストック側の両方で明示する形に書き下ろす。第二に、時変タイム・トゥ・ビルド μ(t) = μ₀ + μ₁·(t − t₀) を許容すると、39 カ国における GDP 水準の標本外 MAPE の中央値が 4.60 % から 3.99 % に低下し、13 % の相対改善が得られることを示す。これは、まったく新しい生産要素を追加したときの改善と比肩しうる。第三に、テンポ補正と無形補正を CWON ストックデータに対して「同時」同定すると、生産面と国富面の尤度が国ごとに整合的な対 (μ̂ₖ, β̂ₖ) に到達することを示す。これは、Stiglitz-Sen-Fitoussi が求めた「統合国富会計」プログラムの最初の実証的成功例であると我々は読み解く。第四に、同一のテンポ＋忘却パラメータ機構を医療支出・医療アウトカムへ拡張する姉妹論文を予告する。そこでは、医療費から平均寿命へのラグが 2000 年以降、年 0.15 年ずつ延伸していることが予備的に示されている。</w:t>
-      </w:r>
-    </w:p>
-    <w:p>
-      <w:pPr>
-        <w:spacing w:after="120" w:line="360" w:lineRule="auto"/>
-        <w:ind w:firstLine="240"/>
-      </w:pPr>
-      <w:r>
-        <w:rPr>
-          <w:rFonts w:ascii="Times New Roman" w:hAnsi="Times New Roman" w:eastAsia="MS Mincho"/>
-          <w:b w:val="0"/>
-          <w:i w:val="0"/>
-          <w:sz w:val="22"/>
-        </w:rPr>
-        <w:t>以降の構成は次の通り。第 2 節で関連文献を整理し、第 3 節で理論モデルを、第 4 節でデータと推定手法および五つのモデル M0–M4 を、第 5 節で結果を報告する。第 6 節で Solow 残差の再解釈、フロー＝ストック整合、Beyond-GDP の政策含意を議論し、第 7 節で結論を述べる。</w:t>
+        <w:t>以降の構成は次の通り。第2節で関連文献を整理し、第3節で理論モデルを、第4節でデータと推定手法を、第5節で結果を報告する。第6節で含意と限界を議論し、第7節で結論を述べる。</w:t>
       </w:r>
     </w:p>
     <w:p>
@@ -309,15 +277,14 @@
           <w:rFonts w:ascii="Times New Roman" w:hAnsi="Times New Roman" w:eastAsia="MS Mincho"/>
           <w:b/>
           <w:i w:val="0"/>
-          <w:sz w:val="26"/>
+          <w:sz w:val="24"/>
         </w:rPr>
         <w:t>2. 先行研究</w:t>
       </w:r>
     </w:p>
     <w:p>
       <w:pPr>
-        <w:spacing w:after="120" w:line="360" w:lineRule="auto"/>
-        <w:ind w:firstLine="240"/>
+        <w:spacing w:after="120" w:before="0" w:line="360" w:lineRule="auto"/>
       </w:pPr>
       <w:r>
         <w:rPr>
@@ -331,8 +298,7 @@
     </w:p>
     <w:p>
       <w:pPr>
-        <w:spacing w:after="120" w:line="360" w:lineRule="auto"/>
-        <w:ind w:firstLine="240"/>
+        <w:spacing w:after="120" w:before="0" w:line="360" w:lineRule="auto"/>
       </w:pPr>
       <w:r>
         <w:rPr>
@@ -346,8 +312,7 @@
     </w:p>
     <w:p>
       <w:pPr>
-        <w:spacing w:after="120" w:line="360" w:lineRule="auto"/>
-        <w:ind w:firstLine="240"/>
+        <w:spacing w:after="120" w:before="0" w:line="360" w:lineRule="auto"/>
       </w:pPr>
       <w:r>
         <w:rPr>
@@ -361,8 +326,7 @@
     </w:p>
     <w:p>
       <w:pPr>
-        <w:spacing w:after="120" w:line="360" w:lineRule="auto"/>
-        <w:ind w:firstLine="240"/>
+        <w:spacing w:after="120" w:before="0" w:line="360" w:lineRule="auto"/>
       </w:pPr>
       <w:r>
         <w:rPr>
@@ -376,8 +340,7 @@
     </w:p>
     <w:p>
       <w:pPr>
-        <w:spacing w:after="120" w:line="360" w:lineRule="auto"/>
-        <w:ind w:firstLine="240"/>
+        <w:spacing w:after="120" w:before="0" w:line="360" w:lineRule="auto"/>
       </w:pPr>
       <w:r>
         <w:rPr>
@@ -391,8 +354,7 @@
     </w:p>
     <w:p>
       <w:pPr>
-        <w:spacing w:after="120" w:line="360" w:lineRule="auto"/>
-        <w:ind w:firstLine="240"/>
+        <w:spacing w:after="120" w:before="0" w:line="360" w:lineRule="auto"/>
       </w:pPr>
       <w:r>
         <w:rPr>
@@ -413,7 +375,7 @@
           <w:rFonts w:ascii="Times New Roman" w:hAnsi="Times New Roman" w:eastAsia="MS Mincho"/>
           <w:b/>
           <w:i w:val="0"/>
-          <w:sz w:val="26"/>
+          <w:sz w:val="24"/>
         </w:rPr>
         <w:t>3. 理論</w:t>
       </w:r>
@@ -427,15 +389,14 @@
           <w:rFonts w:ascii="Times New Roman" w:hAnsi="Times New Roman" w:eastAsia="MS Mincho"/>
           <w:b/>
           <w:i w:val="0"/>
-          <w:sz w:val="24"/>
+          <w:sz w:val="22"/>
         </w:rPr>
         <w:t>3.1 テンポ付きフロー側生産関数</w:t>
       </w:r>
     </w:p>
     <w:p>
       <w:pPr>
-        <w:spacing w:after="120" w:line="360" w:lineRule="auto"/>
-        <w:ind w:firstLine="240"/>
+        <w:spacing w:after="120" w:before="0" w:line="360" w:lineRule="auto"/>
       </w:pPr>
       <w:r>
         <w:rPr>
@@ -449,8 +410,7 @@
     </w:p>
     <w:p>
       <w:pPr>
-        <w:spacing w:after="120" w:line="360" w:lineRule="auto"/>
-        <w:ind w:firstLine="240"/>
+        <w:spacing w:after="120" w:before="0" w:line="360" w:lineRule="auto"/>
       </w:pPr>
       <w:r>
         <w:rPr>
@@ -464,8 +424,7 @@
     </w:p>
     <w:p>
       <w:pPr>
-        <w:spacing w:after="120" w:line="360" w:lineRule="auto"/>
-        <w:ind w:firstLine="240"/>
+        <w:spacing w:after="120" w:before="0" w:line="360" w:lineRule="auto"/>
       </w:pPr>
       <w:r>
         <w:rPr>
@@ -479,8 +438,7 @@
     </w:p>
     <w:p>
       <w:pPr>
-        <w:spacing w:after="120" w:line="360" w:lineRule="auto"/>
-        <w:ind w:firstLine="240"/>
+        <w:spacing w:after="120" w:before="0" w:line="360" w:lineRule="auto"/>
       </w:pPr>
       <w:r>
         <w:rPr>
@@ -494,8 +452,7 @@
     </w:p>
     <w:p>
       <w:pPr>
-        <w:spacing w:after="120" w:line="360" w:lineRule="auto"/>
-        <w:ind w:firstLine="240"/>
+        <w:spacing w:after="120" w:before="0" w:line="360" w:lineRule="auto"/>
       </w:pPr>
       <w:r>
         <w:rPr>
@@ -509,8 +466,7 @@
     </w:p>
     <w:p>
       <w:pPr>
-        <w:spacing w:after="120" w:line="360" w:lineRule="auto"/>
-        <w:ind w:firstLine="240"/>
+        <w:spacing w:after="120" w:before="0" w:line="360" w:lineRule="auto"/>
       </w:pPr>
       <w:r>
         <w:rPr>
@@ -524,8 +480,7 @@
     </w:p>
     <w:p>
       <w:pPr>
-        <w:spacing w:after="120" w:line="360" w:lineRule="auto"/>
-        <w:ind w:firstLine="240"/>
+        <w:spacing w:after="120" w:before="0" w:line="360" w:lineRule="auto"/>
       </w:pPr>
       <w:r>
         <w:rPr>
@@ -546,15 +501,14 @@
           <w:rFonts w:ascii="Times New Roman" w:hAnsi="Times New Roman" w:eastAsia="MS Mincho"/>
           <w:b/>
           <w:i w:val="0"/>
-          <w:sz w:val="24"/>
+          <w:sz w:val="22"/>
         </w:rPr>
         <w:t>3.2 ストック側の無形資本：忘れられた β</w:t>
       </w:r>
     </w:p>
     <w:p>
       <w:pPr>
-        <w:spacing w:after="120" w:line="360" w:lineRule="auto"/>
-        <w:ind w:firstLine="240"/>
+        <w:spacing w:after="120" w:before="0" w:line="360" w:lineRule="auto"/>
       </w:pPr>
       <w:r>
         <w:rPr>
@@ -568,8 +522,7 @@
     </w:p>
     <w:p>
       <w:pPr>
-        <w:spacing w:after="120" w:line="360" w:lineRule="auto"/>
-        <w:ind w:firstLine="240"/>
+        <w:spacing w:after="120" w:before="0" w:line="360" w:lineRule="auto"/>
       </w:pPr>
       <w:r>
         <w:rPr>
@@ -583,8 +536,7 @@
     </w:p>
     <w:p>
       <w:pPr>
-        <w:spacing w:after="120" w:line="360" w:lineRule="auto"/>
-        <w:ind w:firstLine="240"/>
+        <w:spacing w:after="120" w:before="0" w:line="360" w:lineRule="auto"/>
       </w:pPr>
       <w:r>
         <w:rPr>
@@ -605,15 +557,14 @@
           <w:rFonts w:ascii="Times New Roman" w:hAnsi="Times New Roman" w:eastAsia="MS Mincho"/>
           <w:b/>
           <w:i w:val="0"/>
-          <w:sz w:val="24"/>
+          <w:sz w:val="22"/>
         </w:rPr>
         <w:t>3.3 統合恒等式：フロー＝ストック同時損失関数</w:t>
       </w:r>
     </w:p>
     <w:p>
       <w:pPr>
-        <w:spacing w:after="120" w:line="360" w:lineRule="auto"/>
-        <w:ind w:firstLine="240"/>
+        <w:spacing w:after="120" w:before="0" w:line="360" w:lineRule="auto"/>
       </w:pPr>
       <w:r>
         <w:rPr>
@@ -627,8 +578,7 @@
     </w:p>
     <w:p>
       <w:pPr>
-        <w:spacing w:after="120" w:line="360" w:lineRule="auto"/>
-        <w:ind w:firstLine="240"/>
+        <w:spacing w:after="120" w:before="0" w:line="360" w:lineRule="auto"/>
       </w:pPr>
       <w:r>
         <w:rPr>
@@ -642,8 +592,7 @@
     </w:p>
     <w:p>
       <w:pPr>
-        <w:spacing w:after="120" w:line="360" w:lineRule="auto"/>
-        <w:ind w:firstLine="240"/>
+        <w:spacing w:after="120" w:before="0" w:line="360" w:lineRule="auto"/>
       </w:pPr>
       <w:r>
         <w:rPr>
@@ -657,8 +606,7 @@
     </w:p>
     <w:p>
       <w:pPr>
-        <w:spacing w:after="120" w:line="360" w:lineRule="auto"/>
-        <w:ind w:firstLine="240"/>
+        <w:spacing w:after="120" w:before="0" w:line="360" w:lineRule="auto"/>
       </w:pPr>
       <w:r>
         <w:rPr>
@@ -672,8 +620,7 @@
     </w:p>
     <w:p>
       <w:pPr>
-        <w:spacing w:after="120" w:line="360" w:lineRule="auto"/>
-        <w:ind w:firstLine="240"/>
+        <w:spacing w:after="120" w:before="0" w:line="360" w:lineRule="auto"/>
       </w:pPr>
       <w:r>
         <w:rPr>
@@ -694,15 +641,14 @@
           <w:rFonts w:ascii="Times New Roman" w:hAnsi="Times New Roman" w:eastAsia="MS Mincho"/>
           <w:b/>
           <w:i w:val="0"/>
-          <w:sz w:val="24"/>
+          <w:sz w:val="22"/>
         </w:rPr>
         <w:t>3.4 人口と資本の量・テンポ対応</w:t>
       </w:r>
     </w:p>
     <w:p>
       <w:pPr>
-        <w:spacing w:after="120" w:line="360" w:lineRule="auto"/>
-        <w:ind w:firstLine="240"/>
+        <w:spacing w:after="120" w:before="0" w:line="360" w:lineRule="auto"/>
       </w:pPr>
       <w:r>
         <w:rPr>
@@ -723,7 +669,7 @@
           <w:rFonts w:ascii="Times New Roman" w:hAnsi="Times New Roman" w:eastAsia="MS Mincho"/>
           <w:b/>
           <w:i w:val="0"/>
-          <w:sz w:val="26"/>
+          <w:sz w:val="24"/>
         </w:rPr>
         <w:t>4. データと手法</w:t>
       </w:r>
@@ -737,15 +683,14 @@
           <w:rFonts w:ascii="Times New Roman" w:hAnsi="Times New Roman" w:eastAsia="MS Mincho"/>
           <w:b/>
           <w:i w:val="0"/>
-          <w:sz w:val="24"/>
+          <w:sz w:val="22"/>
         </w:rPr>
         <w:t>4.1 データ</w:t>
       </w:r>
     </w:p>
     <w:p>
       <w:pPr>
-        <w:spacing w:after="120" w:line="360" w:lineRule="auto"/>
-        <w:ind w:firstLine="240"/>
+        <w:spacing w:after="120" w:before="0" w:line="360" w:lineRule="auto"/>
       </w:pPr>
       <w:r>
         <w:rPr>
@@ -759,8 +704,7 @@
     </w:p>
     <w:p>
       <w:pPr>
-        <w:spacing w:after="120" w:line="360" w:lineRule="auto"/>
-        <w:ind w:firstLine="240"/>
+        <w:spacing w:after="120" w:before="0" w:line="360" w:lineRule="auto"/>
       </w:pPr>
       <w:r>
         <w:rPr>
@@ -781,15 +725,14 @@
           <w:rFonts w:ascii="Times New Roman" w:hAnsi="Times New Roman" w:eastAsia="MS Mincho"/>
           <w:b/>
           <w:i w:val="0"/>
-          <w:sz w:val="24"/>
+          <w:sz w:val="22"/>
         </w:rPr>
         <w:t>4.2 モデル M0–M4</w:t>
       </w:r>
     </w:p>
     <w:p>
       <w:pPr>
-        <w:spacing w:after="120" w:line="360" w:lineRule="auto"/>
-        <w:ind w:firstLine="240"/>
+        <w:spacing w:after="120" w:before="0" w:line="360" w:lineRule="auto"/>
       </w:pPr>
       <w:r>
         <w:rPr>
@@ -803,8 +746,7 @@
     </w:p>
     <w:p>
       <w:pPr>
-        <w:spacing w:after="120" w:line="360" w:lineRule="auto"/>
-        <w:ind w:firstLine="240"/>
+        <w:spacing w:after="120" w:before="0" w:line="360" w:lineRule="auto"/>
       </w:pPr>
       <w:r>
         <w:rPr>
@@ -818,8 +760,7 @@
     </w:p>
     <w:p>
       <w:pPr>
-        <w:spacing w:after="120" w:line="360" w:lineRule="auto"/>
-        <w:ind w:firstLine="240"/>
+        <w:spacing w:after="120" w:before="0" w:line="360" w:lineRule="auto"/>
       </w:pPr>
       <w:r>
         <w:rPr>
@@ -833,8 +774,7 @@
     </w:p>
     <w:p>
       <w:pPr>
-        <w:spacing w:after="120" w:line="360" w:lineRule="auto"/>
-        <w:ind w:firstLine="240"/>
+        <w:spacing w:after="120" w:before="0" w:line="360" w:lineRule="auto"/>
       </w:pPr>
       <w:r>
         <w:rPr>
@@ -848,8 +788,7 @@
     </w:p>
     <w:p>
       <w:pPr>
-        <w:spacing w:after="120" w:line="360" w:lineRule="auto"/>
-        <w:ind w:firstLine="240"/>
+        <w:spacing w:after="120" w:before="0" w:line="360" w:lineRule="auto"/>
       </w:pPr>
       <w:r>
         <w:rPr>
@@ -863,8 +802,7 @@
     </w:p>
     <w:p>
       <w:pPr>
-        <w:spacing w:after="120" w:line="360" w:lineRule="auto"/>
-        <w:ind w:firstLine="240"/>
+        <w:spacing w:after="120" w:before="0" w:line="360" w:lineRule="auto"/>
       </w:pPr>
       <w:r>
         <w:rPr>
@@ -878,8 +816,7 @@
     </w:p>
     <w:p>
       <w:pPr>
-        <w:spacing w:after="120" w:line="360" w:lineRule="auto"/>
-        <w:ind w:firstLine="240"/>
+        <w:spacing w:after="120" w:before="0" w:line="360" w:lineRule="auto"/>
       </w:pPr>
       <w:r>
         <w:rPr>
@@ -893,8 +830,7 @@
     </w:p>
     <w:p>
       <w:pPr>
-        <w:spacing w:after="120" w:line="360" w:lineRule="auto"/>
-        <w:ind w:firstLine="240"/>
+        <w:spacing w:after="120" w:before="0" w:line="360" w:lineRule="auto"/>
       </w:pPr>
       <w:r>
         <w:rPr>
@@ -908,8 +844,7 @@
     </w:p>
     <w:p>
       <w:pPr>
-        <w:spacing w:after="120" w:line="360" w:lineRule="auto"/>
-        <w:ind w:firstLine="240"/>
+        <w:spacing w:after="120" w:before="0" w:line="360" w:lineRule="auto"/>
       </w:pPr>
       <w:r>
         <w:rPr>
@@ -923,8 +858,7 @@
     </w:p>
     <w:p>
       <w:pPr>
-        <w:spacing w:after="120" w:line="360" w:lineRule="auto"/>
-        <w:ind w:firstLine="240"/>
+        <w:spacing w:after="120" w:before="0" w:line="360" w:lineRule="auto"/>
       </w:pPr>
       <w:r>
         <w:rPr>
@@ -945,15 +879,14 @@
           <w:rFonts w:ascii="Times New Roman" w:hAnsi="Times New Roman" w:eastAsia="MS Mincho"/>
           <w:b/>
           <w:i w:val="0"/>
-          <w:sz w:val="24"/>
+          <w:sz w:val="22"/>
         </w:rPr>
         <w:t>4.3 推定手順とグリッド探索</w:t>
       </w:r>
     </w:p>
     <w:p>
       <w:pPr>
-        <w:spacing w:after="120" w:line="360" w:lineRule="auto"/>
-        <w:ind w:firstLine="240"/>
+        <w:spacing w:after="120" w:before="0" w:line="360" w:lineRule="auto"/>
       </w:pPr>
       <w:r>
         <w:rPr>
@@ -974,15 +907,14 @@
           <w:rFonts w:ascii="Times New Roman" w:hAnsi="Times New Roman" w:eastAsia="MS Mincho"/>
           <w:b/>
           <w:i w:val="0"/>
-          <w:sz w:val="24"/>
+          <w:sz w:val="22"/>
         </w:rPr>
         <w:t>4.4 ブートストラップ信頼区間</w:t>
       </w:r>
     </w:p>
     <w:p>
       <w:pPr>
-        <w:spacing w:after="120" w:line="360" w:lineRule="auto"/>
-        <w:ind w:firstLine="240"/>
+        <w:spacing w:after="120" w:before="0" w:line="360" w:lineRule="auto"/>
       </w:pPr>
       <w:r>
         <w:rPr>
@@ -1003,15 +935,14 @@
           <w:rFonts w:ascii="Times New Roman" w:hAnsi="Times New Roman" w:eastAsia="MS Mincho"/>
           <w:b/>
           <w:i w:val="0"/>
-          <w:sz w:val="24"/>
+          <w:sz w:val="22"/>
         </w:rPr>
         <w:t>4.5 γ_price 感度</w:t>
       </w:r>
     </w:p>
     <w:p>
       <w:pPr>
-        <w:spacing w:after="120" w:line="360" w:lineRule="auto"/>
-        <w:ind w:firstLine="240"/>
+        <w:spacing w:after="120" w:before="0" w:line="360" w:lineRule="auto"/>
       </w:pPr>
       <w:r>
         <w:rPr>
@@ -1032,7 +963,7 @@
           <w:rFonts w:ascii="Times New Roman" w:hAnsi="Times New Roman" w:eastAsia="MS Mincho"/>
           <w:b/>
           <w:i w:val="0"/>
-          <w:sz w:val="26"/>
+          <w:sz w:val="24"/>
         </w:rPr>
         <w:t>5. 結果</w:t>
       </w:r>
@@ -1040,20 +971,6 @@
     <w:p>
       <w:pPr>
         <w:spacing w:before="240" w:after="120"/>
-      </w:pPr>
-      <w:r>
-        <w:rPr>
-          <w:rFonts w:ascii="Times New Roman" w:hAnsi="Times New Roman" w:eastAsia="MS Mincho"/>
-          <w:b/>
-          <w:i w:val="0"/>
-          <w:sz w:val="24"/>
-        </w:rPr>
-        <w:t>5.1 標本内パラメータ分布と当てはめ</w:t>
-      </w:r>
-    </w:p>
-    <w:p>
-      <w:pPr>
-        <w:spacing w:before="360" w:after="120"/>
       </w:pPr>
       <w:r>
         <w:rPr>
@@ -1062,8 +979,13 @@
           <w:i w:val="0"/>
           <w:sz w:val="22"/>
         </w:rPr>
-        <w:t>表1.</w:t>
+        <w:t>5.1 標本内パラメータ分布と当てはめ</w:t>
       </w:r>
+    </w:p>
+    <w:p>
+      <w:pPr>
+        <w:spacing w:after="120" w:before="0" w:line="360" w:lineRule="auto"/>
+      </w:pPr>
       <w:r>
         <w:rPr>
           <w:rFonts w:ascii="Times New Roman" w:hAnsi="Times New Roman" w:eastAsia="MS Mincho"/>
@@ -1071,652 +993,12 @@
           <w:i w:val="0"/>
           <w:sz w:val="22"/>
         </w:rPr>
-        <w:t xml:space="preserve">  M0-M4: 39カ国の標本内・標本外パフォーマンス（国間中央値、IQRを括弧内）。</w:t>
+        <w:t>［表 1 をここに挿入］</w:t>
       </w:r>
     </w:p>
-    <w:tbl>
-      <w:tblPr>
-        <w:tblStyle w:val="TableGrid"/>
-        <w:tblW w:type="auto" w:w="0"/>
-        <w:tblLook w:firstColumn="1" w:firstRow="1" w:lastColumn="0" w:lastRow="0" w:noHBand="0" w:noVBand="1" w:val="04A0"/>
-      </w:tblPr>
-      <w:tblGrid>
-        <w:gridCol w:w="1568"/>
-        <w:gridCol w:w="1568"/>
-        <w:gridCol w:w="1568"/>
-        <w:gridCol w:w="1568"/>
-        <w:gridCol w:w="1568"/>
-        <w:gridCol w:w="1568"/>
-      </w:tblGrid>
-      <w:tr>
-        <w:tc>
-          <w:tcPr>
-            <w:tcW w:type="dxa" w:w="1568"/>
-          </w:tcPr>
-          <w:p>
-            <w:r/>
-            <w:r>
-              <w:rPr>
-                <w:rFonts w:ascii="Times New Roman" w:hAnsi="Times New Roman" w:eastAsia="MS Mincho"/>
-                <w:b/>
-                <w:i w:val="0"/>
-                <w:sz w:val="20"/>
-              </w:rPr>
-              <w:t>Model</w:t>
-            </w:r>
-          </w:p>
-        </w:tc>
-        <w:tc>
-          <w:tcPr>
-            <w:tcW w:type="dxa" w:w="1568"/>
-          </w:tcPr>
-          <w:p>
-            <w:r/>
-            <w:r>
-              <w:rPr>
-                <w:rFonts w:ascii="Times New Roman" w:hAnsi="Times New Roman" w:eastAsia="MS Mincho"/>
-                <w:b/>
-                <w:i w:val="0"/>
-                <w:sz w:val="20"/>
-              </w:rPr>
-              <w:t>Description</w:t>
-            </w:r>
-          </w:p>
-        </w:tc>
-        <w:tc>
-          <w:tcPr>
-            <w:tcW w:type="dxa" w:w="1568"/>
-          </w:tcPr>
-          <w:p>
-            <w:r/>
-            <w:r>
-              <w:rPr>
-                <w:rFonts w:ascii="Times New Roman" w:hAnsi="Times New Roman" w:eastAsia="MS Mincho"/>
-                <w:b/>
-                <w:i w:val="0"/>
-                <w:sz w:val="20"/>
-              </w:rPr>
-              <w:t>Growth RMSE median (pp)</w:t>
-            </w:r>
-          </w:p>
-        </w:tc>
-        <w:tc>
-          <w:tcPr>
-            <w:tcW w:type="dxa" w:w="1568"/>
-          </w:tcPr>
-          <w:p>
-            <w:r/>
-            <w:r>
-              <w:rPr>
-                <w:rFonts w:ascii="Times New Roman" w:hAnsi="Times New Roman" w:eastAsia="MS Mincho"/>
-                <w:b/>
-                <w:i w:val="0"/>
-                <w:sz w:val="20"/>
-              </w:rPr>
-              <w:t>Growth RMSE IQR (pp)</w:t>
-            </w:r>
-          </w:p>
-        </w:tc>
-        <w:tc>
-          <w:tcPr>
-            <w:tcW w:type="dxa" w:w="1568"/>
-          </w:tcPr>
-          <w:p>
-            <w:r/>
-            <w:r>
-              <w:rPr>
-                <w:rFonts w:ascii="Times New Roman" w:hAnsi="Times New Roman" w:eastAsia="MS Mincho"/>
-                <w:b/>
-                <w:i w:val="0"/>
-                <w:sz w:val="20"/>
-              </w:rPr>
-              <w:t>Level MAPE median (\%)</w:t>
-            </w:r>
-          </w:p>
-        </w:tc>
-        <w:tc>
-          <w:tcPr>
-            <w:tcW w:type="dxa" w:w="1568"/>
-          </w:tcPr>
-          <w:p>
-            <w:r/>
-            <w:r>
-              <w:rPr>
-                <w:rFonts w:ascii="Times New Roman" w:hAnsi="Times New Roman" w:eastAsia="MS Mincho"/>
-                <w:b/>
-                <w:i w:val="0"/>
-                <w:sz w:val="20"/>
-              </w:rPr>
-              <w:t>OOS MAPE median (\%)</w:t>
-            </w:r>
-          </w:p>
-        </w:tc>
-      </w:tr>
-      <w:tr>
-        <w:tc>
-          <w:tcPr>
-            <w:tcW w:type="dxa" w:w="1568"/>
-          </w:tcPr>
-          <w:p>
-            <w:r/>
-            <w:r>
-              <w:rPr>
-                <w:rFonts w:ascii="Times New Roman" w:hAnsi="Times New Roman" w:eastAsia="MS Mincho"/>
-                <w:b w:val="0"/>
-                <w:i w:val="0"/>
-                <w:sz w:val="20"/>
-              </w:rPr>
-              <w:t>M0</w:t>
-            </w:r>
-          </w:p>
-        </w:tc>
-        <w:tc>
-          <w:tcPr>
-            <w:tcW w:type="dxa" w:w="1568"/>
-          </w:tcPr>
-          <w:p>
-            <w:r/>
-            <w:r>
-              <w:rPr>
-                <w:rFonts w:ascii="Times New Roman" w:hAnsi="Times New Roman" w:eastAsia="MS Mincho"/>
-                <w:b w:val="0"/>
-                <w:i w:val="0"/>
-                <w:sz w:val="20"/>
-              </w:rPr>
-              <w:t>Instant PIM (Solow baseline)</w:t>
-            </w:r>
-          </w:p>
-        </w:tc>
-        <w:tc>
-          <w:tcPr>
-            <w:tcW w:type="dxa" w:w="1568"/>
-          </w:tcPr>
-          <w:p>
-            <w:r/>
-            <w:r>
-              <w:rPr>
-                <w:rFonts w:ascii="Times New Roman" w:hAnsi="Times New Roman" w:eastAsia="MS Mincho"/>
-                <w:b w:val="0"/>
-                <w:i w:val="0"/>
-                <w:sz w:val="20"/>
-              </w:rPr>
-              <w:t>3.095</w:t>
-            </w:r>
-          </w:p>
-        </w:tc>
-        <w:tc>
-          <w:tcPr>
-            <w:tcW w:type="dxa" w:w="1568"/>
-          </w:tcPr>
-          <w:p>
-            <w:r/>
-            <w:r>
-              <w:rPr>
-                <w:rFonts w:ascii="Times New Roman" w:hAnsi="Times New Roman" w:eastAsia="MS Mincho"/>
-                <w:b w:val="0"/>
-                <w:i w:val="0"/>
-                <w:sz w:val="20"/>
-              </w:rPr>
-              <w:t>[2.03, 3.85]</w:t>
-            </w:r>
-          </w:p>
-        </w:tc>
-        <w:tc>
-          <w:tcPr>
-            <w:tcW w:type="dxa" w:w="1568"/>
-          </w:tcPr>
-          <w:p>
-            <w:r/>
-            <w:r>
-              <w:rPr>
-                <w:rFonts w:ascii="Times New Roman" w:hAnsi="Times New Roman" w:eastAsia="MS Mincho"/>
-                <w:b w:val="0"/>
-                <w:i w:val="0"/>
-                <w:sz w:val="20"/>
-              </w:rPr>
-              <w:t>4.104</w:t>
-            </w:r>
-          </w:p>
-        </w:tc>
-        <w:tc>
-          <w:tcPr>
-            <w:tcW w:type="dxa" w:w="1568"/>
-          </w:tcPr>
-          <w:p>
-            <w:r/>
-            <w:r>
-              <w:rPr>
-                <w:rFonts w:ascii="Times New Roman" w:hAnsi="Times New Roman" w:eastAsia="MS Mincho"/>
-                <w:b w:val="0"/>
-                <w:i w:val="0"/>
-                <w:sz w:val="20"/>
-              </w:rPr>
-              <w:t>4.605</w:t>
-            </w:r>
-          </w:p>
-        </w:tc>
-      </w:tr>
-      <w:tr>
-        <w:tc>
-          <w:tcPr>
-            <w:tcW w:type="dxa" w:w="1568"/>
-          </w:tcPr>
-          <w:p>
-            <w:r/>
-            <w:r>
-              <w:rPr>
-                <w:rFonts w:ascii="Times New Roman" w:hAnsi="Times New Roman" w:eastAsia="MS Mincho"/>
-                <w:b w:val="0"/>
-                <w:i w:val="0"/>
-                <w:sz w:val="20"/>
-              </w:rPr>
-              <w:t>M1</w:t>
-            </w:r>
-          </w:p>
-        </w:tc>
-        <w:tc>
-          <w:tcPr>
-            <w:tcW w:type="dxa" w:w="1568"/>
-          </w:tcPr>
-          <w:p>
-            <w:r/>
-            <w:r>
-              <w:rPr>
-                <w:rFonts w:ascii="Times New Roman" w:hAnsi="Times New Roman" w:eastAsia="MS Mincho"/>
-                <w:b w:val="0"/>
-                <w:i w:val="0"/>
-                <w:sz w:val="20"/>
-              </w:rPr>
-              <w:t>Constant lag $\mu^\star$</w:t>
-            </w:r>
-          </w:p>
-        </w:tc>
-        <w:tc>
-          <w:tcPr>
-            <w:tcW w:type="dxa" w:w="1568"/>
-          </w:tcPr>
-          <w:p>
-            <w:r/>
-            <w:r>
-              <w:rPr>
-                <w:rFonts w:ascii="Times New Roman" w:hAnsi="Times New Roman" w:eastAsia="MS Mincho"/>
-                <w:b w:val="0"/>
-                <w:i w:val="0"/>
-                <w:sz w:val="20"/>
-              </w:rPr>
-              <w:t>3.087</w:t>
-            </w:r>
-          </w:p>
-        </w:tc>
-        <w:tc>
-          <w:tcPr>
-            <w:tcW w:type="dxa" w:w="1568"/>
-          </w:tcPr>
-          <w:p>
-            <w:r/>
-            <w:r>
-              <w:rPr>
-                <w:rFonts w:ascii="Times New Roman" w:hAnsi="Times New Roman" w:eastAsia="MS Mincho"/>
-                <w:b w:val="0"/>
-                <w:i w:val="0"/>
-                <w:sz w:val="20"/>
-              </w:rPr>
-              <w:t>[2.01, 3.74]</w:t>
-            </w:r>
-          </w:p>
-        </w:tc>
-        <w:tc>
-          <w:tcPr>
-            <w:tcW w:type="dxa" w:w="1568"/>
-          </w:tcPr>
-          <w:p>
-            <w:r/>
-            <w:r>
-              <w:rPr>
-                <w:rFonts w:ascii="Times New Roman" w:hAnsi="Times New Roman" w:eastAsia="MS Mincho"/>
-                <w:b w:val="0"/>
-                <w:i w:val="0"/>
-                <w:sz w:val="20"/>
-              </w:rPr>
-              <w:t>4.105</w:t>
-            </w:r>
-          </w:p>
-        </w:tc>
-        <w:tc>
-          <w:tcPr>
-            <w:tcW w:type="dxa" w:w="1568"/>
-          </w:tcPr>
-          <w:p>
-            <w:r/>
-            <w:r>
-              <w:rPr>
-                <w:rFonts w:ascii="Times New Roman" w:hAnsi="Times New Roman" w:eastAsia="MS Mincho"/>
-                <w:b w:val="0"/>
-                <w:i w:val="0"/>
-                <w:sz w:val="20"/>
-              </w:rPr>
-              <w:t>4.058</w:t>
-            </w:r>
-          </w:p>
-        </w:tc>
-      </w:tr>
-      <w:tr>
-        <w:tc>
-          <w:tcPr>
-            <w:tcW w:type="dxa" w:w="1568"/>
-          </w:tcPr>
-          <w:p>
-            <w:r/>
-            <w:r>
-              <w:rPr>
-                <w:rFonts w:ascii="Times New Roman" w:hAnsi="Times New Roman" w:eastAsia="MS Mincho"/>
-                <w:b w:val="0"/>
-                <w:i w:val="0"/>
-                <w:sz w:val="20"/>
-              </w:rPr>
-              <w:t>M2</w:t>
-            </w:r>
-          </w:p>
-        </w:tc>
-        <w:tc>
-          <w:tcPr>
-            <w:tcW w:type="dxa" w:w="1568"/>
-          </w:tcPr>
-          <w:p>
-            <w:r/>
-            <w:r>
-              <w:rPr>
-                <w:rFonts w:ascii="Times New Roman" w:hAnsi="Times New Roman" w:eastAsia="MS Mincho"/>
-                <w:b w:val="0"/>
-                <w:i w:val="0"/>
-                <w:sz w:val="20"/>
-              </w:rPr>
-              <w:t>Time-varying lag $\mu(t)=\mu_0+\mu_1(t-t_0)$</w:t>
-            </w:r>
-          </w:p>
-        </w:tc>
-        <w:tc>
-          <w:tcPr>
-            <w:tcW w:type="dxa" w:w="1568"/>
-          </w:tcPr>
-          <w:p>
-            <w:r/>
-            <w:r>
-              <w:rPr>
-                <w:rFonts w:ascii="Times New Roman" w:hAnsi="Times New Roman" w:eastAsia="MS Mincho"/>
-                <w:b w:val="0"/>
-                <w:i w:val="0"/>
-                <w:sz w:val="20"/>
-              </w:rPr>
-              <w:t>3.065</w:t>
-            </w:r>
-          </w:p>
-        </w:tc>
-        <w:tc>
-          <w:tcPr>
-            <w:tcW w:type="dxa" w:w="1568"/>
-          </w:tcPr>
-          <w:p>
-            <w:r/>
-            <w:r>
-              <w:rPr>
-                <w:rFonts w:ascii="Times New Roman" w:hAnsi="Times New Roman" w:eastAsia="MS Mincho"/>
-                <w:b w:val="0"/>
-                <w:i w:val="0"/>
-                <w:sz w:val="20"/>
-              </w:rPr>
-              <w:t>[2.01, 3.73]</w:t>
-            </w:r>
-          </w:p>
-        </w:tc>
-        <w:tc>
-          <w:tcPr>
-            <w:tcW w:type="dxa" w:w="1568"/>
-          </w:tcPr>
-          <w:p>
-            <w:r/>
-            <w:r>
-              <w:rPr>
-                <w:rFonts w:ascii="Times New Roman" w:hAnsi="Times New Roman" w:eastAsia="MS Mincho"/>
-                <w:b w:val="0"/>
-                <w:i w:val="0"/>
-                <w:sz w:val="20"/>
-              </w:rPr>
-              <w:t>4.189</w:t>
-            </w:r>
-          </w:p>
-        </w:tc>
-        <w:tc>
-          <w:tcPr>
-            <w:tcW w:type="dxa" w:w="1568"/>
-          </w:tcPr>
-          <w:p>
-            <w:r/>
-            <w:r>
-              <w:rPr>
-                <w:rFonts w:ascii="Times New Roman" w:hAnsi="Times New Roman" w:eastAsia="MS Mincho"/>
-                <w:b w:val="0"/>
-                <w:i w:val="0"/>
-                <w:sz w:val="20"/>
-              </w:rPr>
-              <w:t>3.986</w:t>
-            </w:r>
-          </w:p>
-        </w:tc>
-      </w:tr>
-      <w:tr>
-        <w:tc>
-          <w:tcPr>
-            <w:tcW w:type="dxa" w:w="1568"/>
-          </w:tcPr>
-          <w:p>
-            <w:r/>
-            <w:r>
-              <w:rPr>
-                <w:rFonts w:ascii="Times New Roman" w:hAnsi="Times New Roman" w:eastAsia="MS Mincho"/>
-                <w:b w:val="0"/>
-                <w:i w:val="0"/>
-                <w:sz w:val="20"/>
-              </w:rPr>
-              <w:t>M3</w:t>
-            </w:r>
-          </w:p>
-        </w:tc>
-        <w:tc>
-          <w:tcPr>
-            <w:tcW w:type="dxa" w:w="1568"/>
-          </w:tcPr>
-          <w:p>
-            <w:r/>
-            <w:r>
-              <w:rPr>
-                <w:rFonts w:ascii="Times New Roman" w:hAnsi="Times New Roman" w:eastAsia="MS Mincho"/>
-                <w:b w:val="0"/>
-                <w:i w:val="0"/>
-                <w:sz w:val="20"/>
-              </w:rPr>
-              <w:t>Instant PIM + intangible $K_I$</w:t>
-            </w:r>
-          </w:p>
-        </w:tc>
-        <w:tc>
-          <w:tcPr>
-            <w:tcW w:type="dxa" w:w="1568"/>
-          </w:tcPr>
-          <w:p>
-            <w:r/>
-            <w:r>
-              <w:rPr>
-                <w:rFonts w:ascii="Times New Roman" w:hAnsi="Times New Roman" w:eastAsia="MS Mincho"/>
-                <w:b w:val="0"/>
-                <w:i w:val="0"/>
-                <w:sz w:val="20"/>
-              </w:rPr>
-              <w:t>3.095</w:t>
-            </w:r>
-          </w:p>
-        </w:tc>
-        <w:tc>
-          <w:tcPr>
-            <w:tcW w:type="dxa" w:w="1568"/>
-          </w:tcPr>
-          <w:p>
-            <w:r/>
-            <w:r>
-              <w:rPr>
-                <w:rFonts w:ascii="Times New Roman" w:hAnsi="Times New Roman" w:eastAsia="MS Mincho"/>
-                <w:b w:val="0"/>
-                <w:i w:val="0"/>
-                <w:sz w:val="20"/>
-              </w:rPr>
-              <w:t>[2.01, 3.82]</w:t>
-            </w:r>
-          </w:p>
-        </w:tc>
-        <w:tc>
-          <w:tcPr>
-            <w:tcW w:type="dxa" w:w="1568"/>
-          </w:tcPr>
-          <w:p>
-            <w:r/>
-            <w:r>
-              <w:rPr>
-                <w:rFonts w:ascii="Times New Roman" w:hAnsi="Times New Roman" w:eastAsia="MS Mincho"/>
-                <w:b w:val="0"/>
-                <w:i w:val="0"/>
-                <w:sz w:val="20"/>
-              </w:rPr>
-              <w:t>4.068</w:t>
-            </w:r>
-          </w:p>
-        </w:tc>
-        <w:tc>
-          <w:tcPr>
-            <w:tcW w:type="dxa" w:w="1568"/>
-          </w:tcPr>
-          <w:p>
-            <w:r/>
-            <w:r>
-              <w:rPr>
-                <w:rFonts w:ascii="Times New Roman" w:hAnsi="Times New Roman" w:eastAsia="MS Mincho"/>
-                <w:b w:val="0"/>
-                <w:i w:val="0"/>
-                <w:sz w:val="20"/>
-              </w:rPr>
-              <w:t>4.722</w:t>
-            </w:r>
-          </w:p>
-        </w:tc>
-      </w:tr>
-      <w:tr>
-        <w:tc>
-          <w:tcPr>
-            <w:tcW w:type="dxa" w:w="1568"/>
-          </w:tcPr>
-          <w:p>
-            <w:r/>
-            <w:r>
-              <w:rPr>
-                <w:rFonts w:ascii="Times New Roman" w:hAnsi="Times New Roman" w:eastAsia="MS Mincho"/>
-                <w:b w:val="0"/>
-                <w:i w:val="0"/>
-                <w:sz w:val="20"/>
-              </w:rPr>
-              <w:t>M4</w:t>
-            </w:r>
-          </w:p>
-        </w:tc>
-        <w:tc>
-          <w:tcPr>
-            <w:tcW w:type="dxa" w:w="1568"/>
-          </w:tcPr>
-          <w:p>
-            <w:r/>
-            <w:r>
-              <w:rPr>
-                <w:rFonts w:ascii="Times New Roman" w:hAnsi="Times New Roman" w:eastAsia="MS Mincho"/>
-                <w:b w:val="0"/>
-                <w:i w:val="0"/>
-                <w:sz w:val="20"/>
-              </w:rPr>
-              <w:t>Joint tempo+intangible (GDP \&amp; CWON)</w:t>
-            </w:r>
-          </w:p>
-        </w:tc>
-        <w:tc>
-          <w:tcPr>
-            <w:tcW w:type="dxa" w:w="1568"/>
-          </w:tcPr>
-          <w:p>
-            <w:r/>
-            <w:r>
-              <w:rPr>
-                <w:rFonts w:ascii="Times New Roman" w:hAnsi="Times New Roman" w:eastAsia="MS Mincho"/>
-                <w:b w:val="0"/>
-                <w:i w:val="0"/>
-                <w:sz w:val="20"/>
-              </w:rPr>
-              <w:t>3.078</w:t>
-            </w:r>
-          </w:p>
-        </w:tc>
-        <w:tc>
-          <w:tcPr>
-            <w:tcW w:type="dxa" w:w="1568"/>
-          </w:tcPr>
-          <w:p>
-            <w:r/>
-            <w:r>
-              <w:rPr>
-                <w:rFonts w:ascii="Times New Roman" w:hAnsi="Times New Roman" w:eastAsia="MS Mincho"/>
-                <w:b w:val="0"/>
-                <w:i w:val="0"/>
-                <w:sz w:val="20"/>
-              </w:rPr>
-              <w:t>[2.08, 3.82]</w:t>
-            </w:r>
-          </w:p>
-        </w:tc>
-        <w:tc>
-          <w:tcPr>
-            <w:tcW w:type="dxa" w:w="1568"/>
-          </w:tcPr>
-          <w:p>
-            <w:r/>
-            <w:r>
-              <w:rPr>
-                <w:rFonts w:ascii="Times New Roman" w:hAnsi="Times New Roman" w:eastAsia="MS Mincho"/>
-                <w:b w:val="0"/>
-                <w:i w:val="0"/>
-                <w:sz w:val="20"/>
-              </w:rPr>
-              <w:t>4.062</w:t>
-            </w:r>
-          </w:p>
-        </w:tc>
-        <w:tc>
-          <w:tcPr>
-            <w:tcW w:type="dxa" w:w="1568"/>
-          </w:tcPr>
-          <w:p>
-            <w:r/>
-            <w:r>
-              <w:rPr>
-                <w:rFonts w:ascii="Times New Roman" w:hAnsi="Times New Roman" w:eastAsia="MS Mincho"/>
-                <w:b w:val="0"/>
-                <w:i w:val="0"/>
-                <w:sz w:val="20"/>
-              </w:rPr>
-              <w:t>4.606</w:t>
-            </w:r>
-          </w:p>
-        </w:tc>
-      </w:tr>
-    </w:tbl>
     <w:p>
       <w:pPr>
-        <w:spacing w:after="120" w:line="360" w:lineRule="auto"/>
-        <w:ind w:firstLine="240"/>
+        <w:spacing w:after="120" w:before="0" w:line="360" w:lineRule="auto"/>
       </w:pPr>
       <w:r>
         <w:rPr>
@@ -1737,79 +1019,28 @@
           <w:rFonts w:ascii="Times New Roman" w:hAnsi="Times New Roman" w:eastAsia="MS Mincho"/>
           <w:b/>
           <w:i w:val="0"/>
-          <w:sz w:val="24"/>
+          <w:sz w:val="22"/>
         </w:rPr>
         <w:t>5.2 テンポ補正がもたらす標本外予測ゲイン</w:t>
       </w:r>
     </w:p>
     <w:p>
       <w:pPr>
-        <w:spacing w:before="360" w:after="120"/>
-        <w:jc w:val="center"/>
-      </w:pPr>
-      <w:r>
-        <w:drawing>
-          <wp:inline xmlns:a="http://schemas.openxmlformats.org/drawingml/2006/main" xmlns:pic="http://schemas.openxmlformats.org/drawingml/2006/picture">
-            <wp:extent cx="5669280" cy="4638502"/>
-            <wp:docPr id="1" name="Picture 1"/>
-            <wp:cNvGraphicFramePr>
-              <a:graphicFrameLocks noChangeAspect="1"/>
-            </wp:cNvGraphicFramePr>
-            <a:graphic>
-              <a:graphicData uri="http://schemas.openxmlformats.org/drawingml/2006/picture">
-                <pic:pic>
-                  <pic:nvPicPr>
-                    <pic:cNvPr id="0" name="fig1_m_ranking_ja.png"/>
-                    <pic:cNvPicPr/>
-                  </pic:nvPicPr>
-                  <pic:blipFill>
-                    <a:blip r:embed="rId9"/>
-                    <a:stretch>
-                      <a:fillRect/>
-                    </a:stretch>
-                  </pic:blipFill>
-                  <pic:spPr>
-                    <a:xfrm>
-                      <a:off x="0" y="0"/>
-                      <a:ext cx="5669280" cy="4638502"/>
-                    </a:xfrm>
-                    <a:prstGeom prst="rect"/>
-                  </pic:spPr>
-                </pic:pic>
-              </a:graphicData>
-            </a:graphic>
-          </wp:inline>
-        </w:drawing>
-      </w:r>
-    </w:p>
-    <w:p>
-      <w:pPr>
-        <w:spacing w:after="240"/>
-        <w:jc w:val="center"/>
-      </w:pPr>
-      <w:r>
-        <w:rPr>
-          <w:rFonts w:ascii="Times New Roman" w:hAnsi="Times New Roman" w:eastAsia="MS Mincho"/>
-          <w:b/>
-          <w:i w:val="0"/>
-          <w:sz w:val="20"/>
-        </w:rPr>
-        <w:t xml:space="preserve">図1. </w:t>
-      </w:r>
+        <w:spacing w:after="120" w:before="0" w:line="360" w:lineRule="auto"/>
+      </w:pPr>
       <w:r>
         <w:rPr>
           <w:rFonts w:ascii="Times New Roman" w:hAnsi="Times New Roman" w:eastAsia="MS Mincho"/>
           <w:b w:val="0"/>
           <w:i w:val="0"/>
-          <w:sz w:val="20"/>
+          <w:sz w:val="22"/>
         </w:rPr>
-        <w:t>39カ国における単年GDP成長率RMSEの標本内比較（M0-M4、小さいほど良い）。</w:t>
+        <w:t>［図 1 をここに挿入］</w:t>
       </w:r>
     </w:p>
     <w:p>
       <w:pPr>
-        <w:spacing w:after="120" w:line="360" w:lineRule="auto"/>
-        <w:ind w:firstLine="240"/>
+        <w:spacing w:after="120" w:before="0" w:line="360" w:lineRule="auto"/>
       </w:pPr>
       <w:r>
         <w:rPr>
@@ -1823,72 +1054,21 @@
     </w:p>
     <w:p>
       <w:pPr>
-        <w:spacing w:before="360" w:after="120"/>
-        <w:jc w:val="center"/>
-      </w:pPr>
-      <w:r>
-        <w:drawing>
-          <wp:inline xmlns:a="http://schemas.openxmlformats.org/drawingml/2006/main" xmlns:pic="http://schemas.openxmlformats.org/drawingml/2006/picture">
-            <wp:extent cx="5669280" cy="3543300"/>
-            <wp:docPr id="2" name="Picture 2"/>
-            <wp:cNvGraphicFramePr>
-              <a:graphicFrameLocks noChangeAspect="1"/>
-            </wp:cNvGraphicFramePr>
-            <a:graphic>
-              <a:graphicData uri="http://schemas.openxmlformats.org/drawingml/2006/picture">
-                <pic:pic>
-                  <pic:nvPicPr>
-                    <pic:cNvPr id="0" name="fig2_oos_ja.png"/>
-                    <pic:cNvPicPr/>
-                  </pic:nvPicPr>
-                  <pic:blipFill>
-                    <a:blip r:embed="rId10"/>
-                    <a:stretch>
-                      <a:fillRect/>
-                    </a:stretch>
-                  </pic:blipFill>
-                  <pic:spPr>
-                    <a:xfrm>
-                      <a:off x="0" y="0"/>
-                      <a:ext cx="5669280" cy="3543300"/>
-                    </a:xfrm>
-                    <a:prstGeom prst="rect"/>
-                  </pic:spPr>
-                </pic:pic>
-              </a:graphicData>
-            </a:graphic>
-          </wp:inline>
-        </w:drawing>
-      </w:r>
-    </w:p>
-    <w:p>
-      <w:pPr>
-        <w:spacing w:after="240"/>
-        <w:jc w:val="center"/>
-      </w:pPr>
-      <w:r>
-        <w:rPr>
-          <w:rFonts w:ascii="Times New Roman" w:hAnsi="Times New Roman" w:eastAsia="MS Mincho"/>
-          <w:b/>
-          <w:i w:val="0"/>
-          <w:sz w:val="20"/>
-        </w:rPr>
-        <w:t xml:space="preserve">図2. </w:t>
-      </w:r>
+        <w:spacing w:after="120" w:before="0" w:line="360" w:lineRule="auto"/>
+      </w:pPr>
       <w:r>
         <w:rPr>
           <w:rFonts w:ascii="Times New Roman" w:hAnsi="Times New Roman" w:eastAsia="MS Mincho"/>
           <w:b w:val="0"/>
           <w:i w:val="0"/>
-          <w:sz w:val="20"/>
+          <w:sz w:val="22"/>
         </w:rPr>
-        <w:t>2015-19年のホールドアウト窓における標本外MAPE。M2はM0比で相対13%改善。</w:t>
+        <w:t>［図 2 をここに挿入］</w:t>
       </w:r>
     </w:p>
     <w:p>
       <w:pPr>
-        <w:spacing w:after="120" w:line="360" w:lineRule="auto"/>
-        <w:ind w:firstLine="240"/>
+        <w:spacing w:after="120" w:before="0" w:line="360" w:lineRule="auto"/>
       </w:pPr>
       <w:r>
         <w:rPr>
@@ -1902,8 +1082,7 @@
     </w:p>
     <w:p>
       <w:pPr>
-        <w:spacing w:after="120" w:line="360" w:lineRule="auto"/>
-        <w:ind w:firstLine="240"/>
+        <w:spacing w:after="120" w:before="0" w:line="360" w:lineRule="auto"/>
       </w:pPr>
       <w:r>
         <w:rPr>
@@ -1917,8 +1096,7 @@
     </w:p>
     <w:p>
       <w:pPr>
-        <w:spacing w:after="120" w:line="360" w:lineRule="auto"/>
-        <w:ind w:firstLine="240"/>
+        <w:spacing w:after="120" w:before="0" w:line="360" w:lineRule="auto"/>
       </w:pPr>
       <w:r>
         <w:rPr>
@@ -1939,79 +1117,28 @@
           <w:rFonts w:ascii="Times New Roman" w:hAnsi="Times New Roman" w:eastAsia="MS Mincho"/>
           <w:b/>
           <w:i w:val="0"/>
-          <w:sz w:val="24"/>
+          <w:sz w:val="22"/>
         </w:rPr>
         <w:t>5.3 フロー＝ストック整合</w:t>
       </w:r>
     </w:p>
     <w:p>
       <w:pPr>
-        <w:spacing w:before="360" w:after="120"/>
-        <w:jc w:val="center"/>
-      </w:pPr>
-      <w:r>
-        <w:drawing>
-          <wp:inline xmlns:a="http://schemas.openxmlformats.org/drawingml/2006/main" xmlns:pic="http://schemas.openxmlformats.org/drawingml/2006/picture">
-            <wp:extent cx="5669280" cy="3433358"/>
-            <wp:docPr id="3" name="Picture 3"/>
-            <wp:cNvGraphicFramePr>
-              <a:graphicFrameLocks noChangeAspect="1"/>
-            </wp:cNvGraphicFramePr>
-            <a:graphic>
-              <a:graphicData uri="http://schemas.openxmlformats.org/drawingml/2006/picture">
-                <pic:pic>
-                  <pic:nvPicPr>
-                    <pic:cNvPr id="0" name="fig3_trajectories_ja.png"/>
-                    <pic:cNvPicPr/>
-                  </pic:nvPicPr>
-                  <pic:blipFill>
-                    <a:blip r:embed="rId11"/>
-                    <a:stretch>
-                      <a:fillRect/>
-                    </a:stretch>
-                  </pic:blipFill>
-                  <pic:spPr>
-                    <a:xfrm>
-                      <a:off x="0" y="0"/>
-                      <a:ext cx="5669280" cy="3433358"/>
-                    </a:xfrm>
-                    <a:prstGeom prst="rect"/>
-                  </pic:spPr>
-                </pic:pic>
-              </a:graphicData>
-            </a:graphic>
-          </wp:inline>
-        </w:drawing>
-      </w:r>
-    </w:p>
-    <w:p>
-      <w:pPr>
-        <w:spacing w:after="240"/>
-        <w:jc w:val="center"/>
-      </w:pPr>
-      <w:r>
-        <w:rPr>
-          <w:rFonts w:ascii="Times New Roman" w:hAnsi="Times New Roman" w:eastAsia="MS Mincho"/>
-          <w:b/>
-          <w:i w:val="0"/>
-          <w:sz w:val="20"/>
-        </w:rPr>
-        <w:t xml:space="preserve">図3. </w:t>
-      </w:r>
+        <w:spacing w:after="120" w:before="0" w:line="360" w:lineRule="auto"/>
+      </w:pPr>
       <w:r>
         <w:rPr>
           <w:rFonts w:ascii="Times New Roman" w:hAnsi="Times New Roman" w:eastAsia="MS Mincho"/>
           <w:b w:val="0"/>
           <w:i w:val="0"/>
-          <w:sz w:val="20"/>
+          <w:sz w:val="22"/>
         </w:rPr>
-        <w:t>PIM資本ストックK_tang+βK_IとCWON PCAの軌跡比較（国内平均除去対数）。</w:t>
+        <w:t>［図 3 をここに挿入］</w:t>
       </w:r>
     </w:p>
     <w:p>
       <w:pPr>
-        <w:spacing w:after="120" w:line="360" w:lineRule="auto"/>
-        <w:ind w:firstLine="240"/>
+        <w:spacing w:after="120" w:before="0" w:line="360" w:lineRule="auto"/>
       </w:pPr>
       <w:r>
         <w:rPr>
@@ -2025,72 +1152,21 @@
     </w:p>
     <w:p>
       <w:pPr>
-        <w:spacing w:before="360" w:after="120"/>
-        <w:jc w:val="center"/>
-      </w:pPr>
-      <w:r>
-        <w:drawing>
-          <wp:inline xmlns:a="http://schemas.openxmlformats.org/drawingml/2006/main" xmlns:pic="http://schemas.openxmlformats.org/drawingml/2006/picture">
-            <wp:extent cx="5669280" cy="3543300"/>
-            <wp:docPr id="4" name="Picture 4"/>
-            <wp:cNvGraphicFramePr>
-              <a:graphicFrameLocks noChangeAspect="1"/>
-            </wp:cNvGraphicFramePr>
-            <a:graphic>
-              <a:graphicData uri="http://schemas.openxmlformats.org/drawingml/2006/picture">
-                <pic:pic>
-                  <pic:nvPicPr>
-                    <pic:cNvPr id="0" name="fig4_gamma_price_ja.png"/>
-                    <pic:cNvPicPr/>
-                  </pic:nvPicPr>
-                  <pic:blipFill>
-                    <a:blip r:embed="rId12"/>
-                    <a:stretch>
-                      <a:fillRect/>
-                    </a:stretch>
-                  </pic:blipFill>
-                  <pic:spPr>
-                    <a:xfrm>
-                      <a:off x="0" y="0"/>
-                      <a:ext cx="5669280" cy="3543300"/>
-                    </a:xfrm>
-                    <a:prstGeom prst="rect"/>
-                  </pic:spPr>
-                </pic:pic>
-              </a:graphicData>
-            </a:graphic>
-          </wp:inline>
-        </w:drawing>
-      </w:r>
-    </w:p>
-    <w:p>
-      <w:pPr>
-        <w:spacing w:after="240"/>
-        <w:jc w:val="center"/>
-      </w:pPr>
-      <w:r>
-        <w:rPr>
-          <w:rFonts w:ascii="Times New Roman" w:hAnsi="Times New Roman" w:eastAsia="MS Mincho"/>
-          <w:b/>
-          <w:i w:val="0"/>
-          <w:sz w:val="20"/>
-        </w:rPr>
-        <w:t xml:space="preserve">図4. </w:t>
-      </w:r>
+        <w:spacing w:after="120" w:before="0" w:line="360" w:lineRule="auto"/>
+      </w:pPr>
       <w:r>
         <w:rPr>
           <w:rFonts w:ascii="Times New Roman" w:hAnsi="Times New Roman" w:eastAsia="MS Mincho"/>
           <w:b w:val="0"/>
           <w:i w:val="0"/>
-          <w:sz w:val="20"/>
+          <w:sz w:val="22"/>
         </w:rPr>
-        <w:t>PIM/CWON対数比のγ_price感度。日本の乖離はγ=+0.02で閉じる。</w:t>
+        <w:t>［図 4 をここに挿入］</w:t>
       </w:r>
     </w:p>
     <w:p>
       <w:pPr>
-        <w:spacing w:after="120" w:line="360" w:lineRule="auto"/>
-        <w:ind w:firstLine="240"/>
+        <w:spacing w:after="120" w:before="0" w:line="360" w:lineRule="auto"/>
       </w:pPr>
       <w:r>
         <w:rPr>
@@ -2111,79 +1187,28 @@
           <w:rFonts w:ascii="Times New Roman" w:hAnsi="Times New Roman" w:eastAsia="MS Mincho"/>
           <w:b/>
           <w:i w:val="0"/>
-          <w:sz w:val="24"/>
+          <w:sz w:val="22"/>
         </w:rPr>
         <w:t>5.4 同時同定：(μ̂, β̂) のブートストラップ信頼区間</w:t>
       </w:r>
     </w:p>
     <w:p>
       <w:pPr>
-        <w:spacing w:before="360" w:after="120"/>
-        <w:jc w:val="center"/>
-      </w:pPr>
-      <w:r>
-        <w:drawing>
-          <wp:inline xmlns:a="http://schemas.openxmlformats.org/drawingml/2006/main" xmlns:pic="http://schemas.openxmlformats.org/drawingml/2006/picture">
-            <wp:extent cx="5669280" cy="3090888"/>
-            <wp:docPr id="5" name="Picture 5"/>
-            <wp:cNvGraphicFramePr>
-              <a:graphicFrameLocks noChangeAspect="1"/>
-            </wp:cNvGraphicFramePr>
-            <a:graphic>
-              <a:graphicData uri="http://schemas.openxmlformats.org/drawingml/2006/picture">
-                <pic:pic>
-                  <pic:nvPicPr>
-                    <pic:cNvPr id="0" name="fig5_concept_ja.png"/>
-                    <pic:cNvPicPr/>
-                  </pic:nvPicPr>
-                  <pic:blipFill>
-                    <a:blip r:embed="rId13"/>
-                    <a:stretch>
-                      <a:fillRect/>
-                    </a:stretch>
-                  </pic:blipFill>
-                  <pic:spPr>
-                    <a:xfrm>
-                      <a:off x="0" y="0"/>
-                      <a:ext cx="5669280" cy="3090888"/>
-                    </a:xfrm>
-                    <a:prstGeom prst="rect"/>
-                  </pic:spPr>
-                </pic:pic>
-              </a:graphicData>
-            </a:graphic>
-          </wp:inline>
-        </w:drawing>
-      </w:r>
-    </w:p>
-    <w:p>
-      <w:pPr>
-        <w:spacing w:after="240"/>
-        <w:jc w:val="center"/>
-      </w:pPr>
-      <w:r>
-        <w:rPr>
-          <w:rFonts w:ascii="Times New Roman" w:hAnsi="Times New Roman" w:eastAsia="MS Mincho"/>
-          <w:b/>
-          <w:i w:val="0"/>
-          <w:sz w:val="20"/>
-        </w:rPr>
-        <w:t xml:space="preserve">図5. </w:t>
-      </w:r>
+        <w:spacing w:after="120" w:before="0" w:line="360" w:lineRule="auto"/>
+      </w:pPr>
       <w:r>
         <w:rPr>
           <w:rFonts w:ascii="Times New Roman" w:hAnsi="Times New Roman" w:eastAsia="MS Mincho"/>
           <w:b w:val="0"/>
           <w:i w:val="0"/>
-          <w:sz w:val="20"/>
+          <w:sz w:val="22"/>
         </w:rPr>
-        <w:t>人口・資本テンポ対応関係の概念図。</w:t>
+        <w:t>［図 5 をここに挿入］</w:t>
       </w:r>
     </w:p>
     <w:p>
       <w:pPr>
-        <w:spacing w:after="120" w:line="360" w:lineRule="auto"/>
-        <w:ind w:firstLine="240"/>
+        <w:spacing w:after="120" w:before="0" w:line="360" w:lineRule="auto"/>
       </w:pPr>
       <w:r>
         <w:rPr>
@@ -2197,8 +1222,7 @@
     </w:p>
     <w:p>
       <w:pPr>
-        <w:spacing w:after="120" w:line="360" w:lineRule="auto"/>
-        <w:ind w:firstLine="240"/>
+        <w:spacing w:after="120" w:before="0" w:line="360" w:lineRule="auto"/>
       </w:pPr>
       <w:r>
         <w:rPr>
@@ -2212,8 +1236,7 @@
     </w:p>
     <w:p>
       <w:pPr>
-        <w:spacing w:after="120" w:line="360" w:lineRule="auto"/>
-        <w:ind w:firstLine="240"/>
+        <w:spacing w:after="120" w:before="0" w:line="360" w:lineRule="auto"/>
       </w:pPr>
       <w:r>
         <w:rPr>
@@ -2234,7 +1257,7 @@
           <w:rFonts w:ascii="Times New Roman" w:hAnsi="Times New Roman" w:eastAsia="MS Mincho"/>
           <w:b/>
           <w:i w:val="0"/>
-          <w:sz w:val="26"/>
+          <w:sz w:val="24"/>
         </w:rPr>
         <w:t>6. 考察</w:t>
       </w:r>
@@ -2248,15 +1271,14 @@
           <w:rFonts w:ascii="Times New Roman" w:hAnsi="Times New Roman" w:eastAsia="MS Mincho"/>
           <w:b/>
           <w:i w:val="0"/>
-          <w:sz w:val="24"/>
+          <w:sz w:val="22"/>
         </w:rPr>
         <w:t>6.1 Solow 残差の再解釈</w:t>
       </w:r>
     </w:p>
     <w:p>
       <w:pPr>
-        <w:spacing w:after="120" w:line="360" w:lineRule="auto"/>
-        <w:ind w:firstLine="240"/>
+        <w:spacing w:after="120" w:before="0" w:line="360" w:lineRule="auto"/>
       </w:pPr>
       <w:r>
         <w:rPr>
@@ -2277,15 +1299,14 @@
           <w:rFonts w:ascii="Times New Roman" w:hAnsi="Times New Roman" w:eastAsia="MS Mincho"/>
           <w:b/>
           <w:i w:val="0"/>
-          <w:sz w:val="24"/>
+          <w:sz w:val="22"/>
         </w:rPr>
         <w:t>6.2 Bongaarts-Feeney-Goldstein-Lutz-Scherbov との類比</w:t>
       </w:r>
     </w:p>
     <w:p>
       <w:pPr>
-        <w:spacing w:after="120" w:line="360" w:lineRule="auto"/>
-        <w:ind w:firstLine="240"/>
+        <w:spacing w:after="120" w:before="0" w:line="360" w:lineRule="auto"/>
       </w:pPr>
       <w:r>
         <w:rPr>
@@ -2299,8 +1320,7 @@
     </w:p>
     <w:p>
       <w:pPr>
-        <w:spacing w:after="120" w:line="360" w:lineRule="auto"/>
-        <w:ind w:firstLine="240"/>
+        <w:spacing w:after="120" w:before="0" w:line="360" w:lineRule="auto"/>
       </w:pPr>
       <w:r>
         <w:rPr>
@@ -2321,15 +1341,14 @@
           <w:rFonts w:ascii="Times New Roman" w:hAnsi="Times New Roman" w:eastAsia="MS Mincho"/>
           <w:b/>
           <w:i w:val="0"/>
-          <w:sz w:val="24"/>
+          <w:sz w:val="22"/>
         </w:rPr>
         <w:t>6.3 フロー＝ストック整合と Beyond-GDP</w:t>
       </w:r>
     </w:p>
     <w:p>
       <w:pPr>
-        <w:spacing w:after="120" w:line="360" w:lineRule="auto"/>
-        <w:ind w:firstLine="240"/>
+        <w:spacing w:after="120" w:before="0" w:line="360" w:lineRule="auto"/>
       </w:pPr>
       <w:r>
         <w:rPr>
@@ -2343,8 +1362,7 @@
     </w:p>
     <w:p>
       <w:pPr>
-        <w:spacing w:after="120" w:line="360" w:lineRule="auto"/>
-        <w:ind w:firstLine="240"/>
+        <w:spacing w:after="120" w:before="0" w:line="360" w:lineRule="auto"/>
       </w:pPr>
       <w:r>
         <w:rPr>
@@ -2365,15 +1383,14 @@
           <w:rFonts w:ascii="Times New Roman" w:hAnsi="Times New Roman" w:eastAsia="MS Mincho"/>
           <w:b/>
           <w:i w:val="0"/>
-          <w:sz w:val="24"/>
+          <w:sz w:val="22"/>
         </w:rPr>
         <w:t>6.4 医療領域への展望</w:t>
       </w:r>
     </w:p>
     <w:p>
       <w:pPr>
-        <w:spacing w:after="120" w:line="360" w:lineRule="auto"/>
-        <w:ind w:firstLine="240"/>
+        <w:spacing w:after="120" w:before="0" w:line="360" w:lineRule="auto"/>
       </w:pPr>
       <w:r>
         <w:rPr>
@@ -2394,15 +1411,14 @@
           <w:rFonts w:ascii="Times New Roman" w:hAnsi="Times New Roman" w:eastAsia="MS Mincho"/>
           <w:b/>
           <w:i w:val="0"/>
-          <w:sz w:val="24"/>
+          <w:sz w:val="22"/>
         </w:rPr>
         <w:t>6.5 限界</w:t>
       </w:r>
     </w:p>
     <w:p>
       <w:pPr>
-        <w:spacing w:after="120" w:line="360" w:lineRule="auto"/>
-        <w:ind w:firstLine="240"/>
+        <w:spacing w:after="120" w:before="0" w:line="360" w:lineRule="auto"/>
       </w:pPr>
       <w:r>
         <w:rPr>
@@ -2423,15 +1439,14 @@
           <w:rFonts w:ascii="Times New Roman" w:hAnsi="Times New Roman" w:eastAsia="MS Mincho"/>
           <w:b/>
           <w:i w:val="0"/>
-          <w:sz w:val="26"/>
+          <w:sz w:val="24"/>
         </w:rPr>
         <w:t>7. 結論</w:t>
       </w:r>
     </w:p>
     <w:p>
       <w:pPr>
-        <w:spacing w:after="120" w:line="360" w:lineRule="auto"/>
-        <w:ind w:firstLine="240"/>
+        <w:spacing w:after="120" w:before="0" w:line="360" w:lineRule="auto"/>
       </w:pPr>
       <w:r>
         <w:rPr>
@@ -2445,8 +1460,7 @@
     </w:p>
     <w:p>
       <w:pPr>
-        <w:spacing w:after="120" w:line="360" w:lineRule="auto"/>
-        <w:ind w:firstLine="240"/>
+        <w:spacing w:after="120" w:before="0" w:line="360" w:lineRule="auto"/>
       </w:pPr>
       <w:r>
         <w:rPr>
@@ -2467,15 +1481,14 @@
           <w:rFonts w:ascii="Times New Roman" w:hAnsi="Times New Roman" w:eastAsia="MS Mincho"/>
           <w:b/>
           <w:i w:val="0"/>
-          <w:sz w:val="26"/>
+          <w:sz w:val="24"/>
         </w:rPr>
         <w:t>表</w:t>
       </w:r>
     </w:p>
     <w:p>
       <w:pPr>
-        <w:spacing w:after="120" w:line="360" w:lineRule="auto"/>
-        <w:ind w:firstLine="240"/>
+        <w:spacing w:after="120" w:before="0" w:line="360" w:lineRule="auto"/>
       </w:pPr>
       <w:r>
         <w:rPr>
@@ -2489,17 +1502,8 @@
     </w:p>
     <w:p>
       <w:pPr>
-        <w:spacing w:before="360" w:after="120"/>
-      </w:pPr>
-      <w:r>
-        <w:rPr>
-          <w:rFonts w:ascii="Times New Roman" w:hAnsi="Times New Roman" w:eastAsia="MS Mincho"/>
-          <w:b/>
-          <w:i w:val="0"/>
-          <w:sz w:val="22"/>
-        </w:rPr>
-        <w:t>表1.</w:t>
-      </w:r>
+        <w:spacing w:after="120" w:before="0" w:line="360" w:lineRule="auto"/>
+      </w:pPr>
       <w:r>
         <w:rPr>
           <w:rFonts w:ascii="Times New Roman" w:hAnsi="Times New Roman" w:eastAsia="MS Mincho"/>
@@ -2507,652 +1511,12 @@
           <w:i w:val="0"/>
           <w:sz w:val="22"/>
         </w:rPr>
-        <w:t xml:space="preserve">  M0-M4: 39カ国の標本内・標本外パフォーマンス（国間中央値、IQRを括弧内）。</w:t>
+        <w:t>［表 1 をここに挿入］</w:t>
       </w:r>
     </w:p>
-    <w:tbl>
-      <w:tblPr>
-        <w:tblStyle w:val="TableGrid"/>
-        <w:tblW w:type="auto" w:w="0"/>
-        <w:tblLook w:firstColumn="1" w:firstRow="1" w:lastColumn="0" w:lastRow="0" w:noHBand="0" w:noVBand="1" w:val="04A0"/>
-      </w:tblPr>
-      <w:tblGrid>
-        <w:gridCol w:w="1568"/>
-        <w:gridCol w:w="1568"/>
-        <w:gridCol w:w="1568"/>
-        <w:gridCol w:w="1568"/>
-        <w:gridCol w:w="1568"/>
-        <w:gridCol w:w="1568"/>
-      </w:tblGrid>
-      <w:tr>
-        <w:tc>
-          <w:tcPr>
-            <w:tcW w:type="dxa" w:w="1568"/>
-          </w:tcPr>
-          <w:p>
-            <w:r/>
-            <w:r>
-              <w:rPr>
-                <w:rFonts w:ascii="Times New Roman" w:hAnsi="Times New Roman" w:eastAsia="MS Mincho"/>
-                <w:b/>
-                <w:i w:val="0"/>
-                <w:sz w:val="20"/>
-              </w:rPr>
-              <w:t>Model</w:t>
-            </w:r>
-          </w:p>
-        </w:tc>
-        <w:tc>
-          <w:tcPr>
-            <w:tcW w:type="dxa" w:w="1568"/>
-          </w:tcPr>
-          <w:p>
-            <w:r/>
-            <w:r>
-              <w:rPr>
-                <w:rFonts w:ascii="Times New Roman" w:hAnsi="Times New Roman" w:eastAsia="MS Mincho"/>
-                <w:b/>
-                <w:i w:val="0"/>
-                <w:sz w:val="20"/>
-              </w:rPr>
-              <w:t>Description</w:t>
-            </w:r>
-          </w:p>
-        </w:tc>
-        <w:tc>
-          <w:tcPr>
-            <w:tcW w:type="dxa" w:w="1568"/>
-          </w:tcPr>
-          <w:p>
-            <w:r/>
-            <w:r>
-              <w:rPr>
-                <w:rFonts w:ascii="Times New Roman" w:hAnsi="Times New Roman" w:eastAsia="MS Mincho"/>
-                <w:b/>
-                <w:i w:val="0"/>
-                <w:sz w:val="20"/>
-              </w:rPr>
-              <w:t>Growth RMSE median (pp)</w:t>
-            </w:r>
-          </w:p>
-        </w:tc>
-        <w:tc>
-          <w:tcPr>
-            <w:tcW w:type="dxa" w:w="1568"/>
-          </w:tcPr>
-          <w:p>
-            <w:r/>
-            <w:r>
-              <w:rPr>
-                <w:rFonts w:ascii="Times New Roman" w:hAnsi="Times New Roman" w:eastAsia="MS Mincho"/>
-                <w:b/>
-                <w:i w:val="0"/>
-                <w:sz w:val="20"/>
-              </w:rPr>
-              <w:t>Growth RMSE IQR (pp)</w:t>
-            </w:r>
-          </w:p>
-        </w:tc>
-        <w:tc>
-          <w:tcPr>
-            <w:tcW w:type="dxa" w:w="1568"/>
-          </w:tcPr>
-          <w:p>
-            <w:r/>
-            <w:r>
-              <w:rPr>
-                <w:rFonts w:ascii="Times New Roman" w:hAnsi="Times New Roman" w:eastAsia="MS Mincho"/>
-                <w:b/>
-                <w:i w:val="0"/>
-                <w:sz w:val="20"/>
-              </w:rPr>
-              <w:t>Level MAPE median (\%)</w:t>
-            </w:r>
-          </w:p>
-        </w:tc>
-        <w:tc>
-          <w:tcPr>
-            <w:tcW w:type="dxa" w:w="1568"/>
-          </w:tcPr>
-          <w:p>
-            <w:r/>
-            <w:r>
-              <w:rPr>
-                <w:rFonts w:ascii="Times New Roman" w:hAnsi="Times New Roman" w:eastAsia="MS Mincho"/>
-                <w:b/>
-                <w:i w:val="0"/>
-                <w:sz w:val="20"/>
-              </w:rPr>
-              <w:t>OOS MAPE median (\%)</w:t>
-            </w:r>
-          </w:p>
-        </w:tc>
-      </w:tr>
-      <w:tr>
-        <w:tc>
-          <w:tcPr>
-            <w:tcW w:type="dxa" w:w="1568"/>
-          </w:tcPr>
-          <w:p>
-            <w:r/>
-            <w:r>
-              <w:rPr>
-                <w:rFonts w:ascii="Times New Roman" w:hAnsi="Times New Roman" w:eastAsia="MS Mincho"/>
-                <w:b w:val="0"/>
-                <w:i w:val="0"/>
-                <w:sz w:val="20"/>
-              </w:rPr>
-              <w:t>M0</w:t>
-            </w:r>
-          </w:p>
-        </w:tc>
-        <w:tc>
-          <w:tcPr>
-            <w:tcW w:type="dxa" w:w="1568"/>
-          </w:tcPr>
-          <w:p>
-            <w:r/>
-            <w:r>
-              <w:rPr>
-                <w:rFonts w:ascii="Times New Roman" w:hAnsi="Times New Roman" w:eastAsia="MS Mincho"/>
-                <w:b w:val="0"/>
-                <w:i w:val="0"/>
-                <w:sz w:val="20"/>
-              </w:rPr>
-              <w:t>Instant PIM (Solow baseline)</w:t>
-            </w:r>
-          </w:p>
-        </w:tc>
-        <w:tc>
-          <w:tcPr>
-            <w:tcW w:type="dxa" w:w="1568"/>
-          </w:tcPr>
-          <w:p>
-            <w:r/>
-            <w:r>
-              <w:rPr>
-                <w:rFonts w:ascii="Times New Roman" w:hAnsi="Times New Roman" w:eastAsia="MS Mincho"/>
-                <w:b w:val="0"/>
-                <w:i w:val="0"/>
-                <w:sz w:val="20"/>
-              </w:rPr>
-              <w:t>3.095</w:t>
-            </w:r>
-          </w:p>
-        </w:tc>
-        <w:tc>
-          <w:tcPr>
-            <w:tcW w:type="dxa" w:w="1568"/>
-          </w:tcPr>
-          <w:p>
-            <w:r/>
-            <w:r>
-              <w:rPr>
-                <w:rFonts w:ascii="Times New Roman" w:hAnsi="Times New Roman" w:eastAsia="MS Mincho"/>
-                <w:b w:val="0"/>
-                <w:i w:val="0"/>
-                <w:sz w:val="20"/>
-              </w:rPr>
-              <w:t>[2.03, 3.85]</w:t>
-            </w:r>
-          </w:p>
-        </w:tc>
-        <w:tc>
-          <w:tcPr>
-            <w:tcW w:type="dxa" w:w="1568"/>
-          </w:tcPr>
-          <w:p>
-            <w:r/>
-            <w:r>
-              <w:rPr>
-                <w:rFonts w:ascii="Times New Roman" w:hAnsi="Times New Roman" w:eastAsia="MS Mincho"/>
-                <w:b w:val="0"/>
-                <w:i w:val="0"/>
-                <w:sz w:val="20"/>
-              </w:rPr>
-              <w:t>4.104</w:t>
-            </w:r>
-          </w:p>
-        </w:tc>
-        <w:tc>
-          <w:tcPr>
-            <w:tcW w:type="dxa" w:w="1568"/>
-          </w:tcPr>
-          <w:p>
-            <w:r/>
-            <w:r>
-              <w:rPr>
-                <w:rFonts w:ascii="Times New Roman" w:hAnsi="Times New Roman" w:eastAsia="MS Mincho"/>
-                <w:b w:val="0"/>
-                <w:i w:val="0"/>
-                <w:sz w:val="20"/>
-              </w:rPr>
-              <w:t>4.605</w:t>
-            </w:r>
-          </w:p>
-        </w:tc>
-      </w:tr>
-      <w:tr>
-        <w:tc>
-          <w:tcPr>
-            <w:tcW w:type="dxa" w:w="1568"/>
-          </w:tcPr>
-          <w:p>
-            <w:r/>
-            <w:r>
-              <w:rPr>
-                <w:rFonts w:ascii="Times New Roman" w:hAnsi="Times New Roman" w:eastAsia="MS Mincho"/>
-                <w:b w:val="0"/>
-                <w:i w:val="0"/>
-                <w:sz w:val="20"/>
-              </w:rPr>
-              <w:t>M1</w:t>
-            </w:r>
-          </w:p>
-        </w:tc>
-        <w:tc>
-          <w:tcPr>
-            <w:tcW w:type="dxa" w:w="1568"/>
-          </w:tcPr>
-          <w:p>
-            <w:r/>
-            <w:r>
-              <w:rPr>
-                <w:rFonts w:ascii="Times New Roman" w:hAnsi="Times New Roman" w:eastAsia="MS Mincho"/>
-                <w:b w:val="0"/>
-                <w:i w:val="0"/>
-                <w:sz w:val="20"/>
-              </w:rPr>
-              <w:t>Constant lag $\mu^\star$</w:t>
-            </w:r>
-          </w:p>
-        </w:tc>
-        <w:tc>
-          <w:tcPr>
-            <w:tcW w:type="dxa" w:w="1568"/>
-          </w:tcPr>
-          <w:p>
-            <w:r/>
-            <w:r>
-              <w:rPr>
-                <w:rFonts w:ascii="Times New Roman" w:hAnsi="Times New Roman" w:eastAsia="MS Mincho"/>
-                <w:b w:val="0"/>
-                <w:i w:val="0"/>
-                <w:sz w:val="20"/>
-              </w:rPr>
-              <w:t>3.087</w:t>
-            </w:r>
-          </w:p>
-        </w:tc>
-        <w:tc>
-          <w:tcPr>
-            <w:tcW w:type="dxa" w:w="1568"/>
-          </w:tcPr>
-          <w:p>
-            <w:r/>
-            <w:r>
-              <w:rPr>
-                <w:rFonts w:ascii="Times New Roman" w:hAnsi="Times New Roman" w:eastAsia="MS Mincho"/>
-                <w:b w:val="0"/>
-                <w:i w:val="0"/>
-                <w:sz w:val="20"/>
-              </w:rPr>
-              <w:t>[2.01, 3.74]</w:t>
-            </w:r>
-          </w:p>
-        </w:tc>
-        <w:tc>
-          <w:tcPr>
-            <w:tcW w:type="dxa" w:w="1568"/>
-          </w:tcPr>
-          <w:p>
-            <w:r/>
-            <w:r>
-              <w:rPr>
-                <w:rFonts w:ascii="Times New Roman" w:hAnsi="Times New Roman" w:eastAsia="MS Mincho"/>
-                <w:b w:val="0"/>
-                <w:i w:val="0"/>
-                <w:sz w:val="20"/>
-              </w:rPr>
-              <w:t>4.105</w:t>
-            </w:r>
-          </w:p>
-        </w:tc>
-        <w:tc>
-          <w:tcPr>
-            <w:tcW w:type="dxa" w:w="1568"/>
-          </w:tcPr>
-          <w:p>
-            <w:r/>
-            <w:r>
-              <w:rPr>
-                <w:rFonts w:ascii="Times New Roman" w:hAnsi="Times New Roman" w:eastAsia="MS Mincho"/>
-                <w:b w:val="0"/>
-                <w:i w:val="0"/>
-                <w:sz w:val="20"/>
-              </w:rPr>
-              <w:t>4.058</w:t>
-            </w:r>
-          </w:p>
-        </w:tc>
-      </w:tr>
-      <w:tr>
-        <w:tc>
-          <w:tcPr>
-            <w:tcW w:type="dxa" w:w="1568"/>
-          </w:tcPr>
-          <w:p>
-            <w:r/>
-            <w:r>
-              <w:rPr>
-                <w:rFonts w:ascii="Times New Roman" w:hAnsi="Times New Roman" w:eastAsia="MS Mincho"/>
-                <w:b w:val="0"/>
-                <w:i w:val="0"/>
-                <w:sz w:val="20"/>
-              </w:rPr>
-              <w:t>M2</w:t>
-            </w:r>
-          </w:p>
-        </w:tc>
-        <w:tc>
-          <w:tcPr>
-            <w:tcW w:type="dxa" w:w="1568"/>
-          </w:tcPr>
-          <w:p>
-            <w:r/>
-            <w:r>
-              <w:rPr>
-                <w:rFonts w:ascii="Times New Roman" w:hAnsi="Times New Roman" w:eastAsia="MS Mincho"/>
-                <w:b w:val="0"/>
-                <w:i w:val="0"/>
-                <w:sz w:val="20"/>
-              </w:rPr>
-              <w:t>Time-varying lag $\mu(t)=\mu_0+\mu_1(t-t_0)$</w:t>
-            </w:r>
-          </w:p>
-        </w:tc>
-        <w:tc>
-          <w:tcPr>
-            <w:tcW w:type="dxa" w:w="1568"/>
-          </w:tcPr>
-          <w:p>
-            <w:r/>
-            <w:r>
-              <w:rPr>
-                <w:rFonts w:ascii="Times New Roman" w:hAnsi="Times New Roman" w:eastAsia="MS Mincho"/>
-                <w:b w:val="0"/>
-                <w:i w:val="0"/>
-                <w:sz w:val="20"/>
-              </w:rPr>
-              <w:t>3.065</w:t>
-            </w:r>
-          </w:p>
-        </w:tc>
-        <w:tc>
-          <w:tcPr>
-            <w:tcW w:type="dxa" w:w="1568"/>
-          </w:tcPr>
-          <w:p>
-            <w:r/>
-            <w:r>
-              <w:rPr>
-                <w:rFonts w:ascii="Times New Roman" w:hAnsi="Times New Roman" w:eastAsia="MS Mincho"/>
-                <w:b w:val="0"/>
-                <w:i w:val="0"/>
-                <w:sz w:val="20"/>
-              </w:rPr>
-              <w:t>[2.01, 3.73]</w:t>
-            </w:r>
-          </w:p>
-        </w:tc>
-        <w:tc>
-          <w:tcPr>
-            <w:tcW w:type="dxa" w:w="1568"/>
-          </w:tcPr>
-          <w:p>
-            <w:r/>
-            <w:r>
-              <w:rPr>
-                <w:rFonts w:ascii="Times New Roman" w:hAnsi="Times New Roman" w:eastAsia="MS Mincho"/>
-                <w:b w:val="0"/>
-                <w:i w:val="0"/>
-                <w:sz w:val="20"/>
-              </w:rPr>
-              <w:t>4.189</w:t>
-            </w:r>
-          </w:p>
-        </w:tc>
-        <w:tc>
-          <w:tcPr>
-            <w:tcW w:type="dxa" w:w="1568"/>
-          </w:tcPr>
-          <w:p>
-            <w:r/>
-            <w:r>
-              <w:rPr>
-                <w:rFonts w:ascii="Times New Roman" w:hAnsi="Times New Roman" w:eastAsia="MS Mincho"/>
-                <w:b w:val="0"/>
-                <w:i w:val="0"/>
-                <w:sz w:val="20"/>
-              </w:rPr>
-              <w:t>3.986</w:t>
-            </w:r>
-          </w:p>
-        </w:tc>
-      </w:tr>
-      <w:tr>
-        <w:tc>
-          <w:tcPr>
-            <w:tcW w:type="dxa" w:w="1568"/>
-          </w:tcPr>
-          <w:p>
-            <w:r/>
-            <w:r>
-              <w:rPr>
-                <w:rFonts w:ascii="Times New Roman" w:hAnsi="Times New Roman" w:eastAsia="MS Mincho"/>
-                <w:b w:val="0"/>
-                <w:i w:val="0"/>
-                <w:sz w:val="20"/>
-              </w:rPr>
-              <w:t>M3</w:t>
-            </w:r>
-          </w:p>
-        </w:tc>
-        <w:tc>
-          <w:tcPr>
-            <w:tcW w:type="dxa" w:w="1568"/>
-          </w:tcPr>
-          <w:p>
-            <w:r/>
-            <w:r>
-              <w:rPr>
-                <w:rFonts w:ascii="Times New Roman" w:hAnsi="Times New Roman" w:eastAsia="MS Mincho"/>
-                <w:b w:val="0"/>
-                <w:i w:val="0"/>
-                <w:sz w:val="20"/>
-              </w:rPr>
-              <w:t>Instant PIM + intangible $K_I$</w:t>
-            </w:r>
-          </w:p>
-        </w:tc>
-        <w:tc>
-          <w:tcPr>
-            <w:tcW w:type="dxa" w:w="1568"/>
-          </w:tcPr>
-          <w:p>
-            <w:r/>
-            <w:r>
-              <w:rPr>
-                <w:rFonts w:ascii="Times New Roman" w:hAnsi="Times New Roman" w:eastAsia="MS Mincho"/>
-                <w:b w:val="0"/>
-                <w:i w:val="0"/>
-                <w:sz w:val="20"/>
-              </w:rPr>
-              <w:t>3.095</w:t>
-            </w:r>
-          </w:p>
-        </w:tc>
-        <w:tc>
-          <w:tcPr>
-            <w:tcW w:type="dxa" w:w="1568"/>
-          </w:tcPr>
-          <w:p>
-            <w:r/>
-            <w:r>
-              <w:rPr>
-                <w:rFonts w:ascii="Times New Roman" w:hAnsi="Times New Roman" w:eastAsia="MS Mincho"/>
-                <w:b w:val="0"/>
-                <w:i w:val="0"/>
-                <w:sz w:val="20"/>
-              </w:rPr>
-              <w:t>[2.01, 3.82]</w:t>
-            </w:r>
-          </w:p>
-        </w:tc>
-        <w:tc>
-          <w:tcPr>
-            <w:tcW w:type="dxa" w:w="1568"/>
-          </w:tcPr>
-          <w:p>
-            <w:r/>
-            <w:r>
-              <w:rPr>
-                <w:rFonts w:ascii="Times New Roman" w:hAnsi="Times New Roman" w:eastAsia="MS Mincho"/>
-                <w:b w:val="0"/>
-                <w:i w:val="0"/>
-                <w:sz w:val="20"/>
-              </w:rPr>
-              <w:t>4.068</w:t>
-            </w:r>
-          </w:p>
-        </w:tc>
-        <w:tc>
-          <w:tcPr>
-            <w:tcW w:type="dxa" w:w="1568"/>
-          </w:tcPr>
-          <w:p>
-            <w:r/>
-            <w:r>
-              <w:rPr>
-                <w:rFonts w:ascii="Times New Roman" w:hAnsi="Times New Roman" w:eastAsia="MS Mincho"/>
-                <w:b w:val="0"/>
-                <w:i w:val="0"/>
-                <w:sz w:val="20"/>
-              </w:rPr>
-              <w:t>4.722</w:t>
-            </w:r>
-          </w:p>
-        </w:tc>
-      </w:tr>
-      <w:tr>
-        <w:tc>
-          <w:tcPr>
-            <w:tcW w:type="dxa" w:w="1568"/>
-          </w:tcPr>
-          <w:p>
-            <w:r/>
-            <w:r>
-              <w:rPr>
-                <w:rFonts w:ascii="Times New Roman" w:hAnsi="Times New Roman" w:eastAsia="MS Mincho"/>
-                <w:b w:val="0"/>
-                <w:i w:val="0"/>
-                <w:sz w:val="20"/>
-              </w:rPr>
-              <w:t>M4</w:t>
-            </w:r>
-          </w:p>
-        </w:tc>
-        <w:tc>
-          <w:tcPr>
-            <w:tcW w:type="dxa" w:w="1568"/>
-          </w:tcPr>
-          <w:p>
-            <w:r/>
-            <w:r>
-              <w:rPr>
-                <w:rFonts w:ascii="Times New Roman" w:hAnsi="Times New Roman" w:eastAsia="MS Mincho"/>
-                <w:b w:val="0"/>
-                <w:i w:val="0"/>
-                <w:sz w:val="20"/>
-              </w:rPr>
-              <w:t>Joint tempo+intangible (GDP \&amp; CWON)</w:t>
-            </w:r>
-          </w:p>
-        </w:tc>
-        <w:tc>
-          <w:tcPr>
-            <w:tcW w:type="dxa" w:w="1568"/>
-          </w:tcPr>
-          <w:p>
-            <w:r/>
-            <w:r>
-              <w:rPr>
-                <w:rFonts w:ascii="Times New Roman" w:hAnsi="Times New Roman" w:eastAsia="MS Mincho"/>
-                <w:b w:val="0"/>
-                <w:i w:val="0"/>
-                <w:sz w:val="20"/>
-              </w:rPr>
-              <w:t>3.078</w:t>
-            </w:r>
-          </w:p>
-        </w:tc>
-        <w:tc>
-          <w:tcPr>
-            <w:tcW w:type="dxa" w:w="1568"/>
-          </w:tcPr>
-          <w:p>
-            <w:r/>
-            <w:r>
-              <w:rPr>
-                <w:rFonts w:ascii="Times New Roman" w:hAnsi="Times New Roman" w:eastAsia="MS Mincho"/>
-                <w:b w:val="0"/>
-                <w:i w:val="0"/>
-                <w:sz w:val="20"/>
-              </w:rPr>
-              <w:t>[2.08, 3.82]</w:t>
-            </w:r>
-          </w:p>
-        </w:tc>
-        <w:tc>
-          <w:tcPr>
-            <w:tcW w:type="dxa" w:w="1568"/>
-          </w:tcPr>
-          <w:p>
-            <w:r/>
-            <w:r>
-              <w:rPr>
-                <w:rFonts w:ascii="Times New Roman" w:hAnsi="Times New Roman" w:eastAsia="MS Mincho"/>
-                <w:b w:val="0"/>
-                <w:i w:val="0"/>
-                <w:sz w:val="20"/>
-              </w:rPr>
-              <w:t>4.062</w:t>
-            </w:r>
-          </w:p>
-        </w:tc>
-        <w:tc>
-          <w:tcPr>
-            <w:tcW w:type="dxa" w:w="1568"/>
-          </w:tcPr>
-          <w:p>
-            <w:r/>
-            <w:r>
-              <w:rPr>
-                <w:rFonts w:ascii="Times New Roman" w:hAnsi="Times New Roman" w:eastAsia="MS Mincho"/>
-                <w:b w:val="0"/>
-                <w:i w:val="0"/>
-                <w:sz w:val="20"/>
-              </w:rPr>
-              <w:t>4.606</w:t>
-            </w:r>
-          </w:p>
-        </w:tc>
-      </w:tr>
-    </w:tbl>
     <w:p>
       <w:pPr>
-        <w:spacing w:after="120" w:line="360" w:lineRule="auto"/>
-        <w:ind w:firstLine="240"/>
+        <w:spacing w:after="120" w:before="0" w:line="360" w:lineRule="auto"/>
       </w:pPr>
       <w:r>
         <w:rPr>
@@ -3166,17 +1530,8 @@
     </w:p>
     <w:p>
       <w:pPr>
-        <w:spacing w:before="360" w:after="120"/>
-      </w:pPr>
-      <w:r>
-        <w:rPr>
-          <w:rFonts w:ascii="Times New Roman" w:hAnsi="Times New Roman" w:eastAsia="MS Mincho"/>
-          <w:b/>
-          <w:i w:val="0"/>
-          <w:sz w:val="22"/>
-        </w:rPr>
-        <w:t>表2.</w:t>
-      </w:r>
+        <w:spacing w:after="120" w:before="0" w:line="360" w:lineRule="auto"/>
+      </w:pPr>
       <w:r>
         <w:rPr>
           <w:rFonts w:ascii="Times New Roman" w:hAnsi="Times New Roman" w:eastAsia="MS Mincho"/>
@@ -3184,498 +1539,9 @@
           <w:i w:val="0"/>
           <w:sz w:val="22"/>
         </w:rPr>
-        <w:t xml:space="preserve">  人口・資本テンポ対応関係。</w:t>
+        <w:t>［表 2 をここに挿入］</w:t>
       </w:r>
     </w:p>
-    <w:tbl>
-      <w:tblPr>
-        <w:tblStyle w:val="TableGrid"/>
-        <w:tblW w:type="auto" w:w="0"/>
-        <w:tblLook w:firstColumn="1" w:firstRow="1" w:lastColumn="0" w:lastRow="0" w:noHBand="0" w:noVBand="1" w:val="04A0"/>
-      </w:tblPr>
-      <w:tblGrid>
-        <w:gridCol w:w="3135"/>
-        <w:gridCol w:w="3135"/>
-        <w:gridCol w:w="3135"/>
-      </w:tblGrid>
-      <w:tr>
-        <w:tc>
-          <w:tcPr>
-            <w:tcW w:type="dxa" w:w="1872"/>
-          </w:tcPr>
-          <w:p>
-            <w:r/>
-            <w:r>
-              <w:rPr>
-                <w:rFonts w:ascii="Times New Roman" w:hAnsi="Times New Roman" w:eastAsia="MS Mincho"/>
-                <w:b/>
-                <w:i w:val="0"/>
-                <w:sz w:val="20"/>
-              </w:rPr>
-              <w:t>Concept</w:t>
-            </w:r>
-          </w:p>
-        </w:tc>
-        <w:tc>
-          <w:tcPr>
-            <w:tcW w:type="dxa" w:w="3600"/>
-          </w:tcPr>
-          <w:p>
-            <w:r/>
-            <w:r>
-              <w:rPr>
-                <w:rFonts w:ascii="Times New Roman" w:hAnsi="Times New Roman" w:eastAsia="MS Mincho"/>
-                <w:b/>
-                <w:i w:val="0"/>
-                <w:sz w:val="20"/>
-              </w:rPr>
-              <w:t>Population (Bongaarts-Feeney, 1998)</w:t>
-            </w:r>
-          </w:p>
-        </w:tc>
-        <w:tc>
-          <w:tcPr>
-            <w:tcW w:type="dxa" w:w="3600"/>
-          </w:tcPr>
-          <w:p>
-            <w:r/>
-            <w:r>
-              <w:rPr>
-                <w:rFonts w:ascii="Times New Roman" w:hAnsi="Times New Roman" w:eastAsia="MS Mincho"/>
-                <w:b/>
-                <w:i w:val="0"/>
-                <w:sz w:val="20"/>
-              </w:rPr>
-              <w:t>Capital (this paper)</w:t>
-            </w:r>
-          </w:p>
-        </w:tc>
-      </w:tr>
-      <w:tr>
-        <w:tc>
-          <w:tcPr>
-            <w:tcW w:type="dxa" w:w="1872"/>
-          </w:tcPr>
-          <w:p>
-            <w:r/>
-            <w:r>
-              <w:rPr>
-                <w:rFonts w:ascii="Times New Roman" w:hAnsi="Times New Roman" w:eastAsia="MS Mincho"/>
-                <w:b w:val="0"/>
-                <w:i w:val="0"/>
-                <w:sz w:val="20"/>
-              </w:rPr>
-              <w:t>Flow</w:t>
-            </w:r>
-          </w:p>
-        </w:tc>
-        <w:tc>
-          <w:tcPr>
-            <w:tcW w:type="dxa" w:w="3600"/>
-          </w:tcPr>
-          <w:p>
-            <w:r/>
-            <w:r>
-              <w:rPr>
-                <w:rFonts w:ascii="Times New Roman" w:hAnsi="Times New Roman" w:eastAsia="MS Mincho"/>
-                <w:b w:val="0"/>
-                <w:i w:val="0"/>
-                <w:sz w:val="20"/>
-              </w:rPr>
-              <w:t>Births $B(t)$</w:t>
-            </w:r>
-          </w:p>
-        </w:tc>
-        <w:tc>
-          <w:tcPr>
-            <w:tcW w:type="dxa" w:w="3600"/>
-          </w:tcPr>
-          <w:p>
-            <w:r/>
-            <w:r>
-              <w:rPr>
-                <w:rFonts w:ascii="Times New Roman" w:hAnsi="Times New Roman" w:eastAsia="MS Mincho"/>
-                <w:b w:val="0"/>
-                <w:i w:val="0"/>
-                <w:sz w:val="20"/>
-              </w:rPr>
-              <w:t>Investment $I(t)$</w:t>
-            </w:r>
-          </w:p>
-        </w:tc>
-      </w:tr>
-      <w:tr>
-        <w:tc>
-          <w:tcPr>
-            <w:tcW w:type="dxa" w:w="1872"/>
-          </w:tcPr>
-          <w:p>
-            <w:r/>
-            <w:r>
-              <w:rPr>
-                <w:rFonts w:ascii="Times New Roman" w:hAnsi="Times New Roman" w:eastAsia="MS Mincho"/>
-                <w:b w:val="0"/>
-                <w:i w:val="0"/>
-                <w:sz w:val="20"/>
-              </w:rPr>
-              <w:t>Stock</w:t>
-            </w:r>
-          </w:p>
-        </w:tc>
-        <w:tc>
-          <w:tcPr>
-            <w:tcW w:type="dxa" w:w="3600"/>
-          </w:tcPr>
-          <w:p>
-            <w:r/>
-            <w:r>
-              <w:rPr>
-                <w:rFonts w:ascii="Times New Roman" w:hAnsi="Times New Roman" w:eastAsia="MS Mincho"/>
-                <w:b w:val="0"/>
-                <w:i w:val="0"/>
-                <w:sz w:val="20"/>
-              </w:rPr>
-              <w:t>Population $N(t)$</w:t>
-            </w:r>
-          </w:p>
-        </w:tc>
-        <w:tc>
-          <w:tcPr>
-            <w:tcW w:type="dxa" w:w="3600"/>
-          </w:tcPr>
-          <w:p>
-            <w:r/>
-            <w:r>
-              <w:rPr>
-                <w:rFonts w:ascii="Times New Roman" w:hAnsi="Times New Roman" w:eastAsia="MS Mincho"/>
-                <w:b w:val="0"/>
-                <w:i w:val="0"/>
-                <w:sz w:val="20"/>
-              </w:rPr>
-              <w:t>Reproducible capital $W(t)$</w:t>
-            </w:r>
-          </w:p>
-        </w:tc>
-      </w:tr>
-      <w:tr>
-        <w:tc>
-          <w:tcPr>
-            <w:tcW w:type="dxa" w:w="1872"/>
-          </w:tcPr>
-          <w:p>
-            <w:r/>
-            <w:r>
-              <w:rPr>
-                <w:rFonts w:ascii="Times New Roman" w:hAnsi="Times New Roman" w:eastAsia="MS Mincho"/>
-                <w:b w:val="0"/>
-                <w:i w:val="0"/>
-                <w:sz w:val="20"/>
-              </w:rPr>
-              <w:t>Quantum</w:t>
-            </w:r>
-          </w:p>
-        </w:tc>
-        <w:tc>
-          <w:tcPr>
-            <w:tcW w:type="dxa" w:w="3600"/>
-          </w:tcPr>
-          <w:p>
-            <w:r/>
-            <w:r>
-              <w:rPr>
-                <w:rFonts w:ascii="Times New Roman" w:hAnsi="Times New Roman" w:eastAsia="MS Mincho"/>
-                <w:b w:val="0"/>
-                <w:i w:val="0"/>
-                <w:sz w:val="20"/>
-              </w:rPr>
-              <w:t>Total Fertility Rate $TFR$</w:t>
-            </w:r>
-          </w:p>
-        </w:tc>
-        <w:tc>
-          <w:tcPr>
-            <w:tcW w:type="dxa" w:w="3600"/>
-          </w:tcPr>
-          <w:p>
-            <w:r/>
-            <w:r>
-              <w:rPr>
-                <w:rFonts w:ascii="Times New Roman" w:hAnsi="Times New Roman" w:eastAsia="MS Mincho"/>
-                <w:b w:val="0"/>
-                <w:i w:val="0"/>
-                <w:sz w:val="20"/>
-              </w:rPr>
-              <w:t>Investment rate $I/Y$</w:t>
-            </w:r>
-          </w:p>
-        </w:tc>
-      </w:tr>
-      <w:tr>
-        <w:tc>
-          <w:tcPr>
-            <w:tcW w:type="dxa" w:w="1872"/>
-          </w:tcPr>
-          <w:p>
-            <w:r/>
-            <w:r>
-              <w:rPr>
-                <w:rFonts w:ascii="Times New Roman" w:hAnsi="Times New Roman" w:eastAsia="MS Mincho"/>
-                <w:b w:val="0"/>
-                <w:i w:val="0"/>
-                <w:sz w:val="20"/>
-              </w:rPr>
-              <w:t>Tempo</w:t>
-            </w:r>
-          </w:p>
-        </w:tc>
-        <w:tc>
-          <w:tcPr>
-            <w:tcW w:type="dxa" w:w="3600"/>
-          </w:tcPr>
-          <w:p>
-            <w:r/>
-            <w:r>
-              <w:rPr>
-                <w:rFonts w:ascii="Times New Roman" w:hAnsi="Times New Roman" w:eastAsia="MS Mincho"/>
-                <w:b w:val="0"/>
-                <w:i w:val="0"/>
-                <w:sz w:val="20"/>
-              </w:rPr>
-              <w:t>Mean age at childbearing $MAC(t)$</w:t>
-            </w:r>
-          </w:p>
-        </w:tc>
-        <w:tc>
-          <w:tcPr>
-            <w:tcW w:type="dxa" w:w="3600"/>
-          </w:tcPr>
-          <w:p>
-            <w:r/>
-            <w:r>
-              <w:rPr>
-                <w:rFonts w:ascii="Times New Roman" w:hAnsi="Times New Roman" w:eastAsia="MS Mincho"/>
-                <w:b w:val="0"/>
-                <w:i w:val="0"/>
-                <w:sz w:val="20"/>
-              </w:rPr>
-              <w:t>Time-to-build $\mu(t)$</w:t>
-            </w:r>
-          </w:p>
-        </w:tc>
-      </w:tr>
-      <w:tr>
-        <w:tc>
-          <w:tcPr>
-            <w:tcW w:type="dxa" w:w="1872"/>
-          </w:tcPr>
-          <w:p>
-            <w:r/>
-            <w:r>
-              <w:rPr>
-                <w:rFonts w:ascii="Times New Roman" w:hAnsi="Times New Roman" w:eastAsia="MS Mincho"/>
-                <w:b w:val="0"/>
-                <w:i w:val="0"/>
-                <w:sz w:val="20"/>
-              </w:rPr>
-              <w:t>Bongaarts-Feeney adjustment</w:t>
-            </w:r>
-          </w:p>
-        </w:tc>
-        <w:tc>
-          <w:tcPr>
-            <w:tcW w:type="dxa" w:w="3600"/>
-          </w:tcPr>
-          <w:p>
-            <w:r/>
-            <w:r>
-              <w:rPr>
-                <w:rFonts w:ascii="Times New Roman" w:hAnsi="Times New Roman" w:eastAsia="MS Mincho"/>
-                <w:b w:val="0"/>
-                <w:i w:val="0"/>
-                <w:sz w:val="20"/>
-              </w:rPr>
-              <w:t>$TFR^\ast=TFR/(1-r(t))$</w:t>
-            </w:r>
-          </w:p>
-        </w:tc>
-        <w:tc>
-          <w:tcPr>
-            <w:tcW w:type="dxa" w:w="3600"/>
-          </w:tcPr>
-          <w:p>
-            <w:r/>
-            <w:r>
-              <w:rPr>
-                <w:rFonts w:ascii="Times New Roman" w:hAnsi="Times New Roman" w:eastAsia="MS Mincho"/>
-                <w:b w:val="0"/>
-                <w:i w:val="0"/>
-                <w:sz w:val="20"/>
-              </w:rPr>
-              <w:t>$K^\ast(t)$ via $\mu(t)$-weighted PIM</w:t>
-            </w:r>
-          </w:p>
-        </w:tc>
-      </w:tr>
-      <w:tr>
-        <w:tc>
-          <w:tcPr>
-            <w:tcW w:type="dxa" w:w="1872"/>
-          </w:tcPr>
-          <w:p>
-            <w:r/>
-            <w:r>
-              <w:rPr>
-                <w:rFonts w:ascii="Times New Roman" w:hAnsi="Times New Roman" w:eastAsia="MS Mincho"/>
-                <w:b w:val="0"/>
-                <w:i w:val="0"/>
-                <w:sz w:val="20"/>
-              </w:rPr>
-              <w:t>Forgotten parameter</w:t>
-            </w:r>
-          </w:p>
-        </w:tc>
-        <w:tc>
-          <w:tcPr>
-            <w:tcW w:type="dxa" w:w="3600"/>
-          </w:tcPr>
-          <w:p>
-            <w:r/>
-            <w:r>
-              <w:rPr>
-                <w:rFonts w:ascii="Times New Roman" w:hAnsi="Times New Roman" w:eastAsia="MS Mincho"/>
-                <w:b w:val="0"/>
-                <w:i w:val="0"/>
-                <w:sz w:val="20"/>
-              </w:rPr>
-              <w:t>Parity-specific $\sigma$ (Goldstein-Lutz-Scherbov, 2003)</w:t>
-            </w:r>
-          </w:p>
-        </w:tc>
-        <w:tc>
-          <w:tcPr>
-            <w:tcW w:type="dxa" w:w="3600"/>
-          </w:tcPr>
-          <w:p>
-            <w:r/>
-            <w:r>
-              <w:rPr>
-                <w:rFonts w:ascii="Times New Roman" w:hAnsi="Times New Roman" w:eastAsia="MS Mincho"/>
-                <w:b w:val="0"/>
-                <w:i w:val="0"/>
-                <w:sz w:val="20"/>
-              </w:rPr>
-              <w:t>Intangible share $\beta$ (Corrado-Hulten-Sichel, 2009)</w:t>
-            </w:r>
-          </w:p>
-        </w:tc>
-      </w:tr>
-      <w:tr>
-        <w:tc>
-          <w:tcPr>
-            <w:tcW w:type="dxa" w:w="1872"/>
-          </w:tcPr>
-          <w:p>
-            <w:r/>
-            <w:r>
-              <w:rPr>
-                <w:rFonts w:ascii="Times New Roman" w:hAnsi="Times New Roman" w:eastAsia="MS Mincho"/>
-                <w:b w:val="0"/>
-                <w:i w:val="0"/>
-                <w:sz w:val="20"/>
-              </w:rPr>
-              <w:t>Book-keeping identity</w:t>
-            </w:r>
-          </w:p>
-        </w:tc>
-        <w:tc>
-          <w:tcPr>
-            <w:tcW w:type="dxa" w:w="3600"/>
-          </w:tcPr>
-          <w:p>
-            <w:r/>
-            <w:r>
-              <w:rPr>
-                <w:rFonts w:ascii="Times New Roman" w:hAnsi="Times New Roman" w:eastAsia="MS Mincho"/>
-                <w:b w:val="0"/>
-                <w:i w:val="0"/>
-                <w:sz w:val="20"/>
-              </w:rPr>
-              <w:t>$dN/dt = B - d\cdot N$</w:t>
-            </w:r>
-          </w:p>
-        </w:tc>
-        <w:tc>
-          <w:tcPr>
-            <w:tcW w:type="dxa" w:w="3600"/>
-          </w:tcPr>
-          <w:p>
-            <w:r/>
-            <w:r>
-              <w:rPr>
-                <w:rFonts w:ascii="Times New Roman" w:hAnsi="Times New Roman" w:eastAsia="MS Mincho"/>
-                <w:b w:val="0"/>
-                <w:i w:val="0"/>
-                <w:sz w:val="20"/>
-              </w:rPr>
-              <w:t>$dW/dt = I - \delta W$</w:t>
-            </w:r>
-          </w:p>
-        </w:tc>
-      </w:tr>
-      <w:tr>
-        <w:tc>
-          <w:tcPr>
-            <w:tcW w:type="dxa" w:w="1872"/>
-          </w:tcPr>
-          <w:p>
-            <w:r/>
-            <w:r>
-              <w:rPr>
-                <w:rFonts w:ascii="Times New Roman" w:hAnsi="Times New Roman" w:eastAsia="MS Mincho"/>
-                <w:b w:val="0"/>
-                <w:i w:val="0"/>
-                <w:sz w:val="20"/>
-              </w:rPr>
-              <w:t>Joint identification</w:t>
-            </w:r>
-          </w:p>
-        </w:tc>
-        <w:tc>
-          <w:tcPr>
-            <w:tcW w:type="dxa" w:w="3600"/>
-          </w:tcPr>
-          <w:p>
-            <w:r/>
-            <w:r>
-              <w:rPr>
-                <w:rFonts w:ascii="Times New Roman" w:hAnsi="Times New Roman" w:eastAsia="MS Mincho"/>
-                <w:b w:val="0"/>
-                <w:i w:val="0"/>
-                <w:sz w:val="20"/>
-              </w:rPr>
-              <w:t>TFR* vs. life-table consistency</w:t>
-            </w:r>
-          </w:p>
-        </w:tc>
-        <w:tc>
-          <w:tcPr>
-            <w:tcW w:type="dxa" w:w="3600"/>
-          </w:tcPr>
-          <w:p>
-            <w:r/>
-            <w:r>
-              <w:rPr>
-                <w:rFonts w:ascii="Times New Roman" w:hAnsi="Times New Roman" w:eastAsia="MS Mincho"/>
-                <w:b w:val="0"/>
-                <w:i w:val="0"/>
-                <w:sz w:val="20"/>
-              </w:rPr>
-              <w:t>PIM vs. CWON consistency</w:t>
-            </w:r>
-          </w:p>
-        </w:tc>
-      </w:tr>
-    </w:tbl>
     <w:p>
       <w:pPr>
         <w:spacing w:before="240" w:after="120"/>
@@ -3685,15 +1551,14 @@
           <w:rFonts w:ascii="Times New Roman" w:hAnsi="Times New Roman" w:eastAsia="MS Mincho"/>
           <w:b/>
           <w:i w:val="0"/>
-          <w:sz w:val="26"/>
+          <w:sz w:val="24"/>
         </w:rPr>
         <w:t>参考文献</w:t>
       </w:r>
     </w:p>
     <w:p>
       <w:pPr>
-        <w:spacing w:after="120" w:line="360" w:lineRule="auto"/>
-        <w:ind w:firstLine="240"/>
+        <w:spacing w:after="120" w:before="0" w:line="360" w:lineRule="auto"/>
       </w:pPr>
       <w:r>
         <w:rPr>
@@ -3707,8 +1572,7 @@
     </w:p>
     <w:p>
       <w:pPr>
-        <w:spacing w:after="120" w:line="360" w:lineRule="auto"/>
-        <w:ind w:firstLine="240"/>
+        <w:spacing w:after="120" w:before="0" w:line="360" w:lineRule="auto"/>
       </w:pPr>
       <w:r>
         <w:rPr>
@@ -3722,8 +1586,7 @@
     </w:p>
     <w:p>
       <w:pPr>
-        <w:spacing w:after="120" w:line="360" w:lineRule="auto"/>
-        <w:ind w:firstLine="240"/>
+        <w:spacing w:after="120" w:before="0" w:line="360" w:lineRule="auto"/>
       </w:pPr>
       <w:r>
         <w:rPr>
@@ -3737,8 +1600,7 @@
     </w:p>
     <w:p>
       <w:pPr>
-        <w:spacing w:after="120" w:line="360" w:lineRule="auto"/>
-        <w:ind w:firstLine="240"/>
+        <w:spacing w:after="120" w:before="0" w:line="360" w:lineRule="auto"/>
       </w:pPr>
       <w:r>
         <w:rPr>
@@ -3752,8 +1614,7 @@
     </w:p>
     <w:p>
       <w:pPr>
-        <w:spacing w:after="120" w:line="360" w:lineRule="auto"/>
-        <w:ind w:firstLine="240"/>
+        <w:spacing w:after="120" w:before="0" w:line="360" w:lineRule="auto"/>
       </w:pPr>
       <w:r>
         <w:rPr>
@@ -3767,8 +1628,7 @@
     </w:p>
     <w:p>
       <w:pPr>
-        <w:spacing w:after="120" w:line="360" w:lineRule="auto"/>
-        <w:ind w:firstLine="240"/>
+        <w:spacing w:after="120" w:before="0" w:line="360" w:lineRule="auto"/>
       </w:pPr>
       <w:r>
         <w:rPr>
@@ -3782,8 +1642,7 @@
     </w:p>
     <w:p>
       <w:pPr>
-        <w:spacing w:after="120" w:line="360" w:lineRule="auto"/>
-        <w:ind w:firstLine="240"/>
+        <w:spacing w:after="120" w:before="0" w:line="360" w:lineRule="auto"/>
       </w:pPr>
       <w:r>
         <w:rPr>
@@ -3797,8 +1656,7 @@
     </w:p>
     <w:p>
       <w:pPr>
-        <w:spacing w:after="120" w:line="360" w:lineRule="auto"/>
-        <w:ind w:firstLine="240"/>
+        <w:spacing w:after="120" w:before="0" w:line="360" w:lineRule="auto"/>
       </w:pPr>
       <w:r>
         <w:rPr>
@@ -3812,8 +1670,7 @@
     </w:p>
     <w:p>
       <w:pPr>
-        <w:spacing w:after="120" w:line="360" w:lineRule="auto"/>
-        <w:ind w:firstLine="240"/>
+        <w:spacing w:after="120" w:before="0" w:line="360" w:lineRule="auto"/>
       </w:pPr>
       <w:r>
         <w:rPr>
@@ -3827,8 +1684,7 @@
     </w:p>
     <w:p>
       <w:pPr>
-        <w:spacing w:after="120" w:line="360" w:lineRule="auto"/>
-        <w:ind w:firstLine="240"/>
+        <w:spacing w:after="120" w:before="0" w:line="360" w:lineRule="auto"/>
       </w:pPr>
       <w:r>
         <w:rPr>
@@ -3842,8 +1698,7 @@
     </w:p>
     <w:p>
       <w:pPr>
-        <w:spacing w:after="120" w:line="360" w:lineRule="auto"/>
-        <w:ind w:firstLine="240"/>
+        <w:spacing w:after="120" w:before="0" w:line="360" w:lineRule="auto"/>
       </w:pPr>
       <w:r>
         <w:rPr>
@@ -3857,8 +1712,7 @@
     </w:p>
     <w:p>
       <w:pPr>
-        <w:spacing w:after="120" w:line="360" w:lineRule="auto"/>
-        <w:ind w:firstLine="240"/>
+        <w:spacing w:after="120" w:before="0" w:line="360" w:lineRule="auto"/>
       </w:pPr>
       <w:r>
         <w:rPr>
@@ -3872,8 +1726,7 @@
     </w:p>
     <w:p>
       <w:pPr>
-        <w:spacing w:after="120" w:line="360" w:lineRule="auto"/>
-        <w:ind w:firstLine="240"/>
+        <w:spacing w:after="120" w:before="0" w:line="360" w:lineRule="auto"/>
       </w:pPr>
       <w:r>
         <w:rPr>
@@ -3887,8 +1740,7 @@
     </w:p>
     <w:p>
       <w:pPr>
-        <w:spacing w:after="120" w:line="360" w:lineRule="auto"/>
-        <w:ind w:firstLine="240"/>
+        <w:spacing w:after="120" w:before="0" w:line="360" w:lineRule="auto"/>
       </w:pPr>
       <w:r>
         <w:rPr>
@@ -3902,8 +1754,7 @@
     </w:p>
     <w:p>
       <w:pPr>
-        <w:spacing w:after="120" w:line="360" w:lineRule="auto"/>
-        <w:ind w:firstLine="240"/>
+        <w:spacing w:after="120" w:before="0" w:line="360" w:lineRule="auto"/>
       </w:pPr>
       <w:r>
         <w:rPr>
@@ -3917,8 +1768,7 @@
     </w:p>
     <w:p>
       <w:pPr>
-        <w:spacing w:after="120" w:line="360" w:lineRule="auto"/>
-        <w:ind w:firstLine="240"/>
+        <w:spacing w:after="120" w:before="0" w:line="360" w:lineRule="auto"/>
       </w:pPr>
       <w:r>
         <w:rPr>
@@ -3932,8 +1782,7 @@
     </w:p>
     <w:p>
       <w:pPr>
-        <w:spacing w:after="120" w:line="360" w:lineRule="auto"/>
-        <w:ind w:firstLine="240"/>
+        <w:spacing w:after="120" w:before="0" w:line="360" w:lineRule="auto"/>
       </w:pPr>
       <w:r>
         <w:rPr>
@@ -3947,8 +1796,7 @@
     </w:p>
     <w:p>
       <w:pPr>
-        <w:spacing w:after="120" w:line="360" w:lineRule="auto"/>
-        <w:ind w:firstLine="240"/>
+        <w:spacing w:after="120" w:before="0" w:line="360" w:lineRule="auto"/>
       </w:pPr>
       <w:r>
         <w:rPr>
@@ -3962,8 +1810,7 @@
     </w:p>
     <w:p>
       <w:pPr>
-        <w:spacing w:after="120" w:line="360" w:lineRule="auto"/>
-        <w:ind w:firstLine="240"/>
+        <w:spacing w:after="120" w:before="0" w:line="360" w:lineRule="auto"/>
       </w:pPr>
       <w:r>
         <w:rPr>
@@ -3977,8 +1824,7 @@
     </w:p>
     <w:p>
       <w:pPr>
-        <w:spacing w:after="120" w:line="360" w:lineRule="auto"/>
-        <w:ind w:firstLine="240"/>
+        <w:spacing w:after="120" w:before="0" w:line="360" w:lineRule="auto"/>
       </w:pPr>
       <w:r>
         <w:rPr>
@@ -3992,8 +1838,7 @@
     </w:p>
     <w:p>
       <w:pPr>
-        <w:spacing w:after="120" w:line="360" w:lineRule="auto"/>
-        <w:ind w:firstLine="240"/>
+        <w:spacing w:after="120" w:before="0" w:line="360" w:lineRule="auto"/>
       </w:pPr>
       <w:r>
         <w:rPr>
@@ -4007,8 +1852,7 @@
     </w:p>
     <w:p>
       <w:pPr>
-        <w:spacing w:after="120" w:line="360" w:lineRule="auto"/>
-        <w:ind w:firstLine="240"/>
+        <w:spacing w:after="120" w:before="0" w:line="360" w:lineRule="auto"/>
       </w:pPr>
       <w:r>
         <w:rPr>
@@ -4022,8 +1866,7 @@
     </w:p>
     <w:p>
       <w:pPr>
-        <w:spacing w:after="120" w:line="360" w:lineRule="auto"/>
-        <w:ind w:firstLine="240"/>
+        <w:spacing w:after="120" w:before="0" w:line="360" w:lineRule="auto"/>
       </w:pPr>
       <w:r>
         <w:rPr>
@@ -4037,8 +1880,7 @@
     </w:p>
     <w:p>
       <w:pPr>
-        <w:spacing w:after="120" w:line="360" w:lineRule="auto"/>
-        <w:ind w:firstLine="240"/>
+        <w:spacing w:after="120" w:before="0" w:line="360" w:lineRule="auto"/>
       </w:pPr>
       <w:r>
         <w:rPr>
@@ -4052,8 +1894,7 @@
     </w:p>
     <w:p>
       <w:pPr>
-        <w:spacing w:after="120" w:line="360" w:lineRule="auto"/>
-        <w:ind w:firstLine="240"/>
+        <w:spacing w:after="120" w:before="0" w:line="360" w:lineRule="auto"/>
       </w:pPr>
       <w:r>
         <w:rPr>
@@ -4067,8 +1908,7 @@
     </w:p>
     <w:p>
       <w:pPr>
-        <w:spacing w:after="120" w:line="360" w:lineRule="auto"/>
-        <w:ind w:firstLine="240"/>
+        <w:spacing w:after="120" w:before="0" w:line="360" w:lineRule="auto"/>
       </w:pPr>
       <w:r>
         <w:rPr>
@@ -4082,8 +1922,7 @@
     </w:p>
     <w:p>
       <w:pPr>
-        <w:spacing w:after="120" w:line="360" w:lineRule="auto"/>
-        <w:ind w:firstLine="240"/>
+        <w:spacing w:after="120" w:before="0" w:line="360" w:lineRule="auto"/>
       </w:pPr>
       <w:r>
         <w:rPr>

--- a/gdp_tempo_paper/manuscript/manuscript_ja.docx
+++ b/gdp_tempo_paper/manuscript/manuscript_ja.docx
@@ -1497,7 +1497,7 @@
           <w:i w:val="0"/>
           <w:sz w:val="22"/>
         </w:rPr>
-        <w:t>表 1. M0–M4: 39 カ国における標本内・標本外パフォーマンス</w:t>
+        <w:t>表 1. M0–M5: 39 カ国における標本内・標本外パフォーマンス</w:t>
       </w:r>
     </w:p>
     <w:p>
